--- a/docs/Informe_Metodológico_TDS.docx
+++ b/docs/Informe_Metodológico_TDS.docx
@@ -43,23 +43,7 @@
           <w:rFonts w:eastAsia="Times New Roman" w:cs="Times New Roman"/>
           <w:szCs w:val="24"/>
         </w:rPr>
-        <w:t xml:space="preserve">sistema web con Java para la gestión y control de la venta de boletas y servicios de cafetería en </w:t>
-      </w:r>
-      <w:proofErr w:type="spellStart"/>
-      <w:r>
-        <w:rPr>
-          <w:rFonts w:eastAsia="Times New Roman" w:cs="Times New Roman"/>
-          <w:szCs w:val="24"/>
-        </w:rPr>
-        <w:t>CineComfenalco</w:t>
-      </w:r>
-      <w:proofErr w:type="spellEnd"/>
-      <w:r>
-        <w:rPr>
-          <w:rFonts w:eastAsia="Times New Roman" w:cs="Times New Roman"/>
-          <w:szCs w:val="24"/>
-        </w:rPr>
-        <w:t>.</w:t>
+        <w:t>sistema web con Java para la gestión y control de la venta de boletas y servicios de cafetería en CineComfenalco.</w:t>
       </w:r>
     </w:p>
     <w:p>
@@ -391,7 +375,7 @@
           <w:sz w:val="24"/>
           <w:szCs w:val="24"/>
         </w:rPr>
-        <w:t>1</w:t>
+        <w:t>0</w:t>
       </w:r>
       <w:r>
         <w:rPr>
@@ -411,7 +395,7 @@
           <w:sz w:val="24"/>
           <w:szCs w:val="24"/>
         </w:rPr>
-        <w:t>-0</w:t>
+        <w:t>-</w:t>
       </w:r>
       <w:r>
         <w:rPr>
@@ -421,7 +405,7 @@
           <w:sz w:val="24"/>
           <w:szCs w:val="24"/>
         </w:rPr>
-        <w:t>9</w:t>
+        <w:t>10</w:t>
       </w:r>
       <w:r>
         <w:rPr>
@@ -4185,25 +4169,7 @@
           <w:sz w:val="24"/>
           <w:szCs w:val="24"/>
         </w:rPr>
-        <w:t xml:space="preserve">sistema web con Java para la gestión y control de la venta de boletas y servicios de cafetería en </w:t>
-      </w:r>
-      <w:proofErr w:type="spellStart"/>
-      <w:r>
-        <w:rPr>
-          <w:rFonts w:ascii="Times New Roman" w:eastAsia="Times New Roman" w:hAnsi="Times New Roman" w:cs="Times New Roman"/>
-          <w:sz w:val="24"/>
-          <w:szCs w:val="24"/>
-        </w:rPr>
-        <w:t>CineComfenalco</w:t>
-      </w:r>
-      <w:proofErr w:type="spellEnd"/>
-      <w:r>
-        <w:rPr>
-          <w:rFonts w:ascii="Times New Roman" w:eastAsia="Times New Roman" w:hAnsi="Times New Roman" w:cs="Times New Roman"/>
-          <w:sz w:val="24"/>
-          <w:szCs w:val="24"/>
-        </w:rPr>
-        <w:t>.</w:t>
+        <w:t>sistema web con Java para la gestión y control de la venta de boletas y servicios de cafetería en CineComfenalco.</w:t>
       </w:r>
     </w:p>
     <w:p>
@@ -4232,25 +4198,7 @@
           <w:sz w:val="24"/>
           <w:szCs w:val="24"/>
         </w:rPr>
-        <w:t xml:space="preserve">sistema web con Java para la gestión y control de la venta de boletas y servicios de cafetería en </w:t>
-      </w:r>
-      <w:proofErr w:type="spellStart"/>
-      <w:r>
-        <w:rPr>
-          <w:rFonts w:ascii="Times New Roman" w:eastAsia="Times New Roman" w:hAnsi="Times New Roman" w:cs="Times New Roman"/>
-          <w:sz w:val="24"/>
-          <w:szCs w:val="24"/>
-        </w:rPr>
-        <w:t>CineComfenalco</w:t>
-      </w:r>
-      <w:proofErr w:type="spellEnd"/>
-      <w:r>
-        <w:rPr>
-          <w:rFonts w:ascii="Times New Roman" w:eastAsia="Times New Roman" w:hAnsi="Times New Roman" w:cs="Times New Roman"/>
-          <w:sz w:val="24"/>
-          <w:szCs w:val="24"/>
-        </w:rPr>
-        <w:t>.</w:t>
+        <w:t>sistema web con Java para la gestión y control de la venta de boletas y servicios de cafetería en CineComfenalco.</w:t>
       </w:r>
       <w:r>
         <w:rPr>
@@ -4287,25 +4235,7 @@
           <w:sz w:val="24"/>
           <w:szCs w:val="24"/>
         </w:rPr>
-        <w:t xml:space="preserve">sistema web para la gestión y control de la venta de boletas y servicios de cafetería en </w:t>
-      </w:r>
-      <w:proofErr w:type="spellStart"/>
-      <w:r>
-        <w:rPr>
-          <w:rFonts w:ascii="Times New Roman" w:eastAsia="Times New Roman" w:hAnsi="Times New Roman" w:cs="Times New Roman"/>
-          <w:sz w:val="24"/>
-          <w:szCs w:val="24"/>
-        </w:rPr>
-        <w:t>CineComfenalco</w:t>
-      </w:r>
-      <w:proofErr w:type="spellEnd"/>
-      <w:r>
-        <w:rPr>
-          <w:rFonts w:ascii="Times New Roman" w:eastAsia="Times New Roman" w:hAnsi="Times New Roman" w:cs="Times New Roman"/>
-          <w:sz w:val="24"/>
-          <w:szCs w:val="24"/>
-        </w:rPr>
-        <w:t>.</w:t>
+        <w:t>sistema web para la gestión y control de la venta de boletas y servicios de cafetería en CineComfenalco.</w:t>
       </w:r>
     </w:p>
     <w:p>
@@ -4334,25 +4264,7 @@
           <w:sz w:val="24"/>
           <w:szCs w:val="24"/>
         </w:rPr>
-        <w:t xml:space="preserve">sistema web con Java para la gestión y control de la venta de boletas y servicios de cafetería en </w:t>
-      </w:r>
-      <w:proofErr w:type="spellStart"/>
-      <w:r>
-        <w:rPr>
-          <w:rFonts w:ascii="Times New Roman" w:eastAsia="Times New Roman" w:hAnsi="Times New Roman" w:cs="Times New Roman"/>
-          <w:sz w:val="24"/>
-          <w:szCs w:val="24"/>
-        </w:rPr>
-        <w:t>CineComfenalco</w:t>
-      </w:r>
-      <w:proofErr w:type="spellEnd"/>
-      <w:r>
-        <w:rPr>
-          <w:rFonts w:ascii="Times New Roman" w:eastAsia="Times New Roman" w:hAnsi="Times New Roman" w:cs="Times New Roman"/>
-          <w:sz w:val="24"/>
-          <w:szCs w:val="24"/>
-        </w:rPr>
-        <w:t>.</w:t>
+        <w:t>sistema web con Java para la gestión y control de la venta de boletas y servicios de cafetería en CineComfenalco.</w:t>
       </w:r>
     </w:p>
     <w:p>
@@ -4381,25 +4293,7 @@
           <w:sz w:val="24"/>
           <w:szCs w:val="24"/>
         </w:rPr>
-        <w:t xml:space="preserve">sistema web con Java para la gestión y control de la venta de boletas y servicios de cafetería en </w:t>
-      </w:r>
-      <w:proofErr w:type="spellStart"/>
-      <w:r>
-        <w:rPr>
-          <w:rFonts w:ascii="Times New Roman" w:eastAsia="Times New Roman" w:hAnsi="Times New Roman" w:cs="Times New Roman"/>
-          <w:sz w:val="24"/>
-          <w:szCs w:val="24"/>
-        </w:rPr>
-        <w:t>CineComfenalco</w:t>
-      </w:r>
-      <w:proofErr w:type="spellEnd"/>
-      <w:r>
-        <w:rPr>
-          <w:rFonts w:ascii="Times New Roman" w:eastAsia="Times New Roman" w:hAnsi="Times New Roman" w:cs="Times New Roman"/>
-          <w:sz w:val="24"/>
-          <w:szCs w:val="24"/>
-        </w:rPr>
-        <w:t>.</w:t>
+        <w:t>sistema web con Java para la gestión y control de la venta de boletas y servicios de cafetería en CineComfenalco.</w:t>
       </w:r>
     </w:p>
     <w:p>
@@ -7376,32 +7270,10 @@
         <w:ind w:left="0" w:firstLine="0"/>
       </w:pPr>
       <w:r>
-        <w:t>2.1.3 Java Swing</w:t>
-      </w:r>
-    </w:p>
-    <w:p>
-      <w:pPr>
-        <w:tabs>
-          <w:tab w:val="left" w:pos="284"/>
-          <w:tab w:val="left" w:pos="567"/>
-          <w:tab w:val="center" w:pos="4252"/>
-          <w:tab w:val="left" w:pos="6700"/>
-        </w:tabs>
-        <w:spacing w:before="240" w:after="240"/>
-        <w:ind w:left="0"/>
-        <w:rPr>
-          <w:rFonts w:ascii="Times New Roman" w:eastAsia="Times New Roman" w:hAnsi="Times New Roman" w:cs="Times New Roman"/>
-          <w:sz w:val="24"/>
-          <w:szCs w:val="24"/>
-        </w:rPr>
-      </w:pPr>
-      <w:r>
-        <w:rPr>
-          <w:rFonts w:ascii="Times New Roman" w:eastAsia="Times New Roman" w:hAnsi="Times New Roman" w:cs="Times New Roman"/>
-          <w:sz w:val="24"/>
-          <w:szCs w:val="24"/>
-        </w:rPr>
-        <w:t>Java Swing es la biblioteca de componentes gráficos de la plataforma Java Standard Edition, diseñada para construir interfaces de usuario en aplicaciones de escritorio. Deitel y Deitel (2016) explican que Swing provee componentes como ventanas (JFrame), paneles (JPanel), tablas (JTable) y botones (JButton), cuya implementación es independiente del sistema operativo, garantizando una apariencia visual uniforme en distintos entornos. En este proyecto, Swing es la tecnología sobre la cual se construye la interfaz gráfica del sistema de CineComfenalco, integrándose con el patrón MVC para mantener una separación clara entre la presentación y la lógica de negocio.</w:t>
+        <w:t xml:space="preserve">2.1.3 </w:t>
+      </w:r>
+      <w:r>
+        <w:t>Spring Boot</w:t>
       </w:r>
     </w:p>
     <w:p>
@@ -7417,12 +7289,46 @@
         <w:jc w:val="both"/>
         <w:rPr>
           <w:rFonts w:ascii="Times New Roman" w:eastAsia="Times New Roman" w:hAnsi="Times New Roman" w:cs="Times New Roman"/>
+          <w:sz w:val="24"/>
+          <w:szCs w:val="24"/>
+        </w:rPr>
+      </w:pPr>
+      <w:r>
+        <w:rPr>
+          <w:rFonts w:ascii="Times New Roman" w:eastAsia="Times New Roman" w:hAnsi="Times New Roman" w:cs="Times New Roman"/>
+          <w:sz w:val="24"/>
+          <w:szCs w:val="24"/>
+        </w:rPr>
+        <w:t>Spring Boot es un marco de trabajo basado en Spring que facilita la creación de aplicaciones Java. Su principal objetivo es simplificar el desarrollo eliminando la necesidad de configuraciones complejas. Los tres pilares fundamentales de Spring Boot son los 'Starters', la auto-configuración condicional y los servidores web integrados.</w:t>
+      </w:r>
+    </w:p>
+    <w:p>
+      <w:pPr>
+        <w:tabs>
+          <w:tab w:val="left" w:pos="284"/>
+          <w:tab w:val="left" w:pos="567"/>
+          <w:tab w:val="center" w:pos="4252"/>
+          <w:tab w:val="left" w:pos="6700"/>
+        </w:tabs>
+        <w:spacing w:before="240" w:after="240"/>
+        <w:ind w:left="0"/>
+        <w:jc w:val="both"/>
+        <w:rPr>
+          <w:rFonts w:ascii="Times New Roman" w:eastAsia="Times New Roman" w:hAnsi="Times New Roman" w:cs="Times New Roman"/>
           <w:b/>
           <w:bCs/>
           <w:sz w:val="24"/>
           <w:szCs w:val="24"/>
         </w:rPr>
       </w:pPr>
+      <w:r>
+        <w:rPr>
+          <w:rFonts w:ascii="Times New Roman" w:eastAsia="Times New Roman" w:hAnsi="Times New Roman" w:cs="Times New Roman"/>
+          <w:sz w:val="24"/>
+          <w:szCs w:val="24"/>
+        </w:rPr>
+        <w:t>Los 'Starters' son paquetes de dependencias preconfiguradas que permiten agregar funcionalidades a una aplicación sin tener que preocuparte por las dependencias individuales. La auto-configuración condicional ajusta automáticamente la configuración de tu aplicación según el entorno, y los servidores web integrados te permiten ejecutar aplicaciones como JARs autónomos.</w:t>
+      </w:r>
     </w:p>
     <w:p>
       <w:pPr>
@@ -7431,7 +7337,6 @@
       </w:pPr>
       <w:bookmarkStart w:id="31" w:name="_Toc229824360"/>
       <w:r>
-        <w:lastRenderedPageBreak/>
         <w:t>2.2 Marco contextual</w:t>
       </w:r>
       <w:bookmarkEnd w:id="31"/>
@@ -7460,7 +7365,16 @@
           <w:sz w:val="24"/>
           <w:szCs w:val="24"/>
         </w:rPr>
-        <w:t>CineComfenalco opera dentro de la industria cinematográfica en Colombia, un sector que ha sufrido una transformación acelerada en las últimas décadas. Según Proimágenes Colombia (2024), el país presenta cadenas de cine en crecimiento, con presencia en las principales ciudades del territorio nacional, lo que ha intensificado la competencia entre las cadenas del sector y ha elevado las exigencias tecnológicas para mantenerse relevantes.</w:t>
+        <w:t xml:space="preserve">CineComfenalco opera dentro de la industria cinematográfica en Colombia, un sector que ha sufrido una transformación acelerada en las últimas décadas. Según Proimágenes Colombia </w:t>
+      </w:r>
+      <w:r>
+        <w:rPr>
+          <w:rFonts w:ascii="Times New Roman" w:eastAsia="Times New Roman" w:hAnsi="Times New Roman" w:cs="Times New Roman"/>
+          <w:sz w:val="24"/>
+          <w:szCs w:val="24"/>
+        </w:rPr>
+        <w:lastRenderedPageBreak/>
+        <w:t>(2024), el país presenta cadenas de cine en crecimiento, con presencia en las principales ciudades del territorio nacional, lo que ha intensificado la competencia entre las cadenas del sector y ha elevado las exigencias tecnológicas para mantenerse relevantes.</w:t>
       </w:r>
     </w:p>
     <w:p>
@@ -7532,16 +7446,7 @@
           <w:sz w:val="24"/>
           <w:szCs w:val="24"/>
         </w:rPr>
-        <w:t xml:space="preserve">El presente proyecto se desarrolla en el programa de Tecnología en Desarrollo de Software de la Fundación Universitaria Tecnológico Comfenalco en Colombia, con el objetivo de diseñar una solución concreta a esta problemática mediante la creación e implementación de </w:t>
-      </w:r>
-      <w:r>
-        <w:rPr>
-          <w:rFonts w:ascii="Times New Roman" w:eastAsia="Times New Roman" w:hAnsi="Times New Roman" w:cs="Times New Roman"/>
-          <w:sz w:val="24"/>
-          <w:szCs w:val="24"/>
-        </w:rPr>
-        <w:lastRenderedPageBreak/>
-        <w:t>un software en Java, aplicando los principios de la Programación Orientada a Objetos y el patrón de arquitectura Modelo–Vista–Controlador.</w:t>
+        <w:t>El presente proyecto se desarrolla en el programa de Tecnología en Desarrollo de Software de la Fundación Universitaria Tecnológico Comfenalco en Colombia, con el objetivo de diseñar una solución concreta a esta problemática mediante la creación e implementación de un software en Java, aplicando los principios de la Programación Orientada a Objetos y el patrón de arquitectura Modelo–Vista–Controlador.</w:t>
       </w:r>
     </w:p>
     <w:p>
@@ -7591,510 +7496,6 @@
         <w:spacing w:line="240" w:lineRule="auto"/>
         <w:rPr>
           <w:rFonts w:ascii="Times New Roman" w:eastAsia="Times New Roman" w:hAnsi="Times New Roman" w:cs="Times New Roman"/>
-          <w:sz w:val="24"/>
-          <w:szCs w:val="24"/>
-        </w:rPr>
-      </w:pPr>
-    </w:p>
-    <w:p>
-      <w:pPr>
-        <w:tabs>
-          <w:tab w:val="left" w:pos="284"/>
-          <w:tab w:val="left" w:pos="567"/>
-          <w:tab w:val="center" w:pos="4252"/>
-          <w:tab w:val="left" w:pos="6700"/>
-        </w:tabs>
-        <w:spacing w:line="240" w:lineRule="auto"/>
-        <w:rPr>
-          <w:rFonts w:ascii="Times New Roman" w:eastAsia="Times New Roman" w:hAnsi="Times New Roman" w:cs="Times New Roman"/>
-          <w:sz w:val="24"/>
-          <w:szCs w:val="24"/>
-        </w:rPr>
-      </w:pPr>
-    </w:p>
-    <w:p>
-      <w:pPr>
-        <w:tabs>
-          <w:tab w:val="left" w:pos="284"/>
-          <w:tab w:val="left" w:pos="567"/>
-          <w:tab w:val="center" w:pos="4252"/>
-          <w:tab w:val="left" w:pos="6700"/>
-        </w:tabs>
-        <w:spacing w:line="240" w:lineRule="auto"/>
-        <w:rPr>
-          <w:rFonts w:ascii="Times New Roman" w:eastAsia="Times New Roman" w:hAnsi="Times New Roman" w:cs="Times New Roman"/>
-          <w:sz w:val="24"/>
-          <w:szCs w:val="24"/>
-        </w:rPr>
-      </w:pPr>
-    </w:p>
-    <w:p>
-      <w:pPr>
-        <w:tabs>
-          <w:tab w:val="left" w:pos="284"/>
-          <w:tab w:val="left" w:pos="567"/>
-          <w:tab w:val="center" w:pos="4252"/>
-          <w:tab w:val="left" w:pos="6700"/>
-        </w:tabs>
-        <w:spacing w:line="240" w:lineRule="auto"/>
-        <w:rPr>
-          <w:rFonts w:ascii="Times New Roman" w:eastAsia="Times New Roman" w:hAnsi="Times New Roman" w:cs="Times New Roman"/>
-          <w:sz w:val="24"/>
-          <w:szCs w:val="24"/>
-        </w:rPr>
-      </w:pPr>
-    </w:p>
-    <w:p>
-      <w:pPr>
-        <w:tabs>
-          <w:tab w:val="left" w:pos="284"/>
-          <w:tab w:val="left" w:pos="567"/>
-          <w:tab w:val="center" w:pos="4252"/>
-          <w:tab w:val="left" w:pos="6700"/>
-        </w:tabs>
-        <w:spacing w:line="240" w:lineRule="auto"/>
-        <w:rPr>
-          <w:rFonts w:ascii="Times New Roman" w:eastAsia="Times New Roman" w:hAnsi="Times New Roman" w:cs="Times New Roman"/>
-          <w:sz w:val="24"/>
-          <w:szCs w:val="24"/>
-        </w:rPr>
-      </w:pPr>
-    </w:p>
-    <w:p>
-      <w:pPr>
-        <w:tabs>
-          <w:tab w:val="left" w:pos="284"/>
-          <w:tab w:val="left" w:pos="567"/>
-          <w:tab w:val="center" w:pos="4252"/>
-          <w:tab w:val="left" w:pos="6700"/>
-        </w:tabs>
-        <w:spacing w:line="240" w:lineRule="auto"/>
-        <w:rPr>
-          <w:rFonts w:ascii="Times New Roman" w:eastAsia="Times New Roman" w:hAnsi="Times New Roman" w:cs="Times New Roman"/>
-          <w:sz w:val="24"/>
-          <w:szCs w:val="24"/>
-        </w:rPr>
-      </w:pPr>
-    </w:p>
-    <w:p>
-      <w:pPr>
-        <w:tabs>
-          <w:tab w:val="left" w:pos="284"/>
-          <w:tab w:val="left" w:pos="567"/>
-          <w:tab w:val="center" w:pos="4252"/>
-          <w:tab w:val="left" w:pos="6700"/>
-        </w:tabs>
-        <w:spacing w:line="240" w:lineRule="auto"/>
-        <w:rPr>
-          <w:rFonts w:ascii="Times New Roman" w:eastAsia="Times New Roman" w:hAnsi="Times New Roman" w:cs="Times New Roman"/>
-          <w:sz w:val="24"/>
-          <w:szCs w:val="24"/>
-        </w:rPr>
-      </w:pPr>
-    </w:p>
-    <w:p>
-      <w:pPr>
-        <w:tabs>
-          <w:tab w:val="left" w:pos="284"/>
-          <w:tab w:val="left" w:pos="567"/>
-          <w:tab w:val="center" w:pos="4252"/>
-          <w:tab w:val="left" w:pos="6700"/>
-        </w:tabs>
-        <w:spacing w:line="240" w:lineRule="auto"/>
-        <w:rPr>
-          <w:rFonts w:ascii="Times New Roman" w:eastAsia="Times New Roman" w:hAnsi="Times New Roman" w:cs="Times New Roman"/>
-          <w:sz w:val="24"/>
-          <w:szCs w:val="24"/>
-        </w:rPr>
-      </w:pPr>
-    </w:p>
-    <w:p>
-      <w:pPr>
-        <w:tabs>
-          <w:tab w:val="left" w:pos="284"/>
-          <w:tab w:val="left" w:pos="567"/>
-          <w:tab w:val="center" w:pos="4252"/>
-          <w:tab w:val="left" w:pos="6700"/>
-        </w:tabs>
-        <w:spacing w:line="240" w:lineRule="auto"/>
-        <w:rPr>
-          <w:rFonts w:ascii="Times New Roman" w:eastAsia="Times New Roman" w:hAnsi="Times New Roman" w:cs="Times New Roman"/>
-          <w:sz w:val="24"/>
-          <w:szCs w:val="24"/>
-        </w:rPr>
-      </w:pPr>
-    </w:p>
-    <w:p>
-      <w:pPr>
-        <w:tabs>
-          <w:tab w:val="left" w:pos="284"/>
-          <w:tab w:val="left" w:pos="567"/>
-          <w:tab w:val="center" w:pos="4252"/>
-          <w:tab w:val="left" w:pos="6700"/>
-        </w:tabs>
-        <w:spacing w:line="240" w:lineRule="auto"/>
-        <w:rPr>
-          <w:rFonts w:ascii="Times New Roman" w:eastAsia="Times New Roman" w:hAnsi="Times New Roman" w:cs="Times New Roman"/>
-          <w:sz w:val="24"/>
-          <w:szCs w:val="24"/>
-        </w:rPr>
-      </w:pPr>
-    </w:p>
-    <w:p>
-      <w:pPr>
-        <w:tabs>
-          <w:tab w:val="left" w:pos="284"/>
-          <w:tab w:val="left" w:pos="567"/>
-          <w:tab w:val="center" w:pos="4252"/>
-          <w:tab w:val="left" w:pos="6700"/>
-        </w:tabs>
-        <w:spacing w:line="240" w:lineRule="auto"/>
-        <w:rPr>
-          <w:rFonts w:ascii="Times New Roman" w:eastAsia="Times New Roman" w:hAnsi="Times New Roman" w:cs="Times New Roman"/>
-          <w:sz w:val="24"/>
-          <w:szCs w:val="24"/>
-        </w:rPr>
-      </w:pPr>
-    </w:p>
-    <w:p>
-      <w:pPr>
-        <w:tabs>
-          <w:tab w:val="left" w:pos="284"/>
-          <w:tab w:val="left" w:pos="567"/>
-          <w:tab w:val="center" w:pos="4252"/>
-          <w:tab w:val="left" w:pos="6700"/>
-        </w:tabs>
-        <w:spacing w:line="240" w:lineRule="auto"/>
-        <w:rPr>
-          <w:rFonts w:ascii="Times New Roman" w:eastAsia="Times New Roman" w:hAnsi="Times New Roman" w:cs="Times New Roman"/>
-          <w:sz w:val="24"/>
-          <w:szCs w:val="24"/>
-        </w:rPr>
-      </w:pPr>
-    </w:p>
-    <w:p>
-      <w:pPr>
-        <w:tabs>
-          <w:tab w:val="left" w:pos="284"/>
-          <w:tab w:val="left" w:pos="567"/>
-          <w:tab w:val="center" w:pos="4252"/>
-          <w:tab w:val="left" w:pos="6700"/>
-        </w:tabs>
-        <w:spacing w:line="240" w:lineRule="auto"/>
-        <w:rPr>
-          <w:rFonts w:ascii="Times New Roman" w:eastAsia="Times New Roman" w:hAnsi="Times New Roman" w:cs="Times New Roman"/>
-          <w:sz w:val="24"/>
-          <w:szCs w:val="24"/>
-        </w:rPr>
-      </w:pPr>
-    </w:p>
-    <w:p>
-      <w:pPr>
-        <w:tabs>
-          <w:tab w:val="left" w:pos="284"/>
-          <w:tab w:val="left" w:pos="567"/>
-          <w:tab w:val="center" w:pos="4252"/>
-          <w:tab w:val="left" w:pos="6700"/>
-        </w:tabs>
-        <w:spacing w:line="240" w:lineRule="auto"/>
-        <w:rPr>
-          <w:rFonts w:ascii="Times New Roman" w:eastAsia="Times New Roman" w:hAnsi="Times New Roman" w:cs="Times New Roman"/>
-          <w:sz w:val="24"/>
-          <w:szCs w:val="24"/>
-        </w:rPr>
-      </w:pPr>
-    </w:p>
-    <w:p>
-      <w:pPr>
-        <w:tabs>
-          <w:tab w:val="left" w:pos="284"/>
-          <w:tab w:val="left" w:pos="567"/>
-          <w:tab w:val="center" w:pos="4252"/>
-          <w:tab w:val="left" w:pos="6700"/>
-        </w:tabs>
-        <w:spacing w:line="240" w:lineRule="auto"/>
-        <w:rPr>
-          <w:rFonts w:ascii="Times New Roman" w:eastAsia="Times New Roman" w:hAnsi="Times New Roman" w:cs="Times New Roman"/>
-          <w:sz w:val="24"/>
-          <w:szCs w:val="24"/>
-        </w:rPr>
-      </w:pPr>
-    </w:p>
-    <w:p>
-      <w:pPr>
-        <w:tabs>
-          <w:tab w:val="left" w:pos="284"/>
-          <w:tab w:val="left" w:pos="567"/>
-          <w:tab w:val="center" w:pos="4252"/>
-          <w:tab w:val="left" w:pos="6700"/>
-        </w:tabs>
-        <w:spacing w:line="240" w:lineRule="auto"/>
-        <w:rPr>
-          <w:rFonts w:ascii="Times New Roman" w:eastAsia="Times New Roman" w:hAnsi="Times New Roman" w:cs="Times New Roman"/>
-          <w:sz w:val="24"/>
-          <w:szCs w:val="24"/>
-        </w:rPr>
-      </w:pPr>
-    </w:p>
-    <w:p>
-      <w:pPr>
-        <w:tabs>
-          <w:tab w:val="left" w:pos="284"/>
-          <w:tab w:val="left" w:pos="567"/>
-          <w:tab w:val="center" w:pos="4252"/>
-          <w:tab w:val="left" w:pos="6700"/>
-        </w:tabs>
-        <w:spacing w:line="240" w:lineRule="auto"/>
-        <w:rPr>
-          <w:rFonts w:ascii="Times New Roman" w:eastAsia="Times New Roman" w:hAnsi="Times New Roman" w:cs="Times New Roman"/>
-          <w:sz w:val="24"/>
-          <w:szCs w:val="24"/>
-        </w:rPr>
-      </w:pPr>
-    </w:p>
-    <w:p>
-      <w:pPr>
-        <w:tabs>
-          <w:tab w:val="left" w:pos="284"/>
-          <w:tab w:val="left" w:pos="567"/>
-          <w:tab w:val="center" w:pos="4252"/>
-          <w:tab w:val="left" w:pos="6700"/>
-        </w:tabs>
-        <w:spacing w:line="240" w:lineRule="auto"/>
-        <w:rPr>
-          <w:rFonts w:ascii="Times New Roman" w:eastAsia="Times New Roman" w:hAnsi="Times New Roman" w:cs="Times New Roman"/>
-          <w:sz w:val="24"/>
-          <w:szCs w:val="24"/>
-        </w:rPr>
-      </w:pPr>
-    </w:p>
-    <w:p>
-      <w:pPr>
-        <w:tabs>
-          <w:tab w:val="left" w:pos="284"/>
-          <w:tab w:val="left" w:pos="567"/>
-          <w:tab w:val="center" w:pos="4252"/>
-          <w:tab w:val="left" w:pos="6700"/>
-        </w:tabs>
-        <w:spacing w:line="240" w:lineRule="auto"/>
-        <w:rPr>
-          <w:rFonts w:ascii="Times New Roman" w:eastAsia="Times New Roman" w:hAnsi="Times New Roman" w:cs="Times New Roman"/>
-          <w:sz w:val="24"/>
-          <w:szCs w:val="24"/>
-        </w:rPr>
-      </w:pPr>
-    </w:p>
-    <w:p>
-      <w:pPr>
-        <w:tabs>
-          <w:tab w:val="left" w:pos="284"/>
-          <w:tab w:val="left" w:pos="567"/>
-          <w:tab w:val="center" w:pos="4252"/>
-          <w:tab w:val="left" w:pos="6700"/>
-        </w:tabs>
-        <w:spacing w:line="240" w:lineRule="auto"/>
-        <w:rPr>
-          <w:rFonts w:ascii="Times New Roman" w:eastAsia="Times New Roman" w:hAnsi="Times New Roman" w:cs="Times New Roman"/>
-          <w:sz w:val="24"/>
-          <w:szCs w:val="24"/>
-        </w:rPr>
-      </w:pPr>
-    </w:p>
-    <w:p>
-      <w:pPr>
-        <w:tabs>
-          <w:tab w:val="left" w:pos="284"/>
-          <w:tab w:val="left" w:pos="567"/>
-          <w:tab w:val="center" w:pos="4252"/>
-          <w:tab w:val="left" w:pos="6700"/>
-        </w:tabs>
-        <w:spacing w:line="240" w:lineRule="auto"/>
-        <w:rPr>
-          <w:rFonts w:ascii="Times New Roman" w:eastAsia="Times New Roman" w:hAnsi="Times New Roman" w:cs="Times New Roman"/>
-          <w:sz w:val="24"/>
-          <w:szCs w:val="24"/>
-        </w:rPr>
-      </w:pPr>
-    </w:p>
-    <w:p>
-      <w:pPr>
-        <w:tabs>
-          <w:tab w:val="left" w:pos="284"/>
-          <w:tab w:val="left" w:pos="567"/>
-          <w:tab w:val="center" w:pos="4252"/>
-          <w:tab w:val="left" w:pos="6700"/>
-        </w:tabs>
-        <w:spacing w:line="240" w:lineRule="auto"/>
-        <w:rPr>
-          <w:rFonts w:ascii="Times New Roman" w:eastAsia="Times New Roman" w:hAnsi="Times New Roman" w:cs="Times New Roman"/>
-          <w:sz w:val="24"/>
-          <w:szCs w:val="24"/>
-        </w:rPr>
-      </w:pPr>
-    </w:p>
-    <w:p>
-      <w:pPr>
-        <w:tabs>
-          <w:tab w:val="left" w:pos="284"/>
-          <w:tab w:val="left" w:pos="567"/>
-          <w:tab w:val="center" w:pos="4252"/>
-          <w:tab w:val="left" w:pos="6700"/>
-        </w:tabs>
-        <w:spacing w:line="240" w:lineRule="auto"/>
-        <w:rPr>
-          <w:rFonts w:ascii="Times New Roman" w:eastAsia="Times New Roman" w:hAnsi="Times New Roman" w:cs="Times New Roman"/>
-          <w:sz w:val="24"/>
-          <w:szCs w:val="24"/>
-        </w:rPr>
-      </w:pPr>
-    </w:p>
-    <w:p>
-      <w:pPr>
-        <w:tabs>
-          <w:tab w:val="left" w:pos="284"/>
-          <w:tab w:val="left" w:pos="567"/>
-          <w:tab w:val="center" w:pos="4252"/>
-          <w:tab w:val="left" w:pos="6700"/>
-        </w:tabs>
-        <w:spacing w:line="240" w:lineRule="auto"/>
-        <w:ind w:left="0" w:firstLine="0"/>
-        <w:rPr>
-          <w:rFonts w:ascii="Times New Roman" w:eastAsia="Times New Roman" w:hAnsi="Times New Roman" w:cs="Times New Roman"/>
-          <w:b/>
-          <w:bCs/>
-          <w:sz w:val="24"/>
-          <w:szCs w:val="24"/>
-        </w:rPr>
-      </w:pPr>
-    </w:p>
-    <w:p>
-      <w:pPr>
-        <w:tabs>
-          <w:tab w:val="left" w:pos="284"/>
-          <w:tab w:val="left" w:pos="567"/>
-          <w:tab w:val="center" w:pos="4252"/>
-          <w:tab w:val="left" w:pos="6700"/>
-        </w:tabs>
-        <w:spacing w:line="240" w:lineRule="auto"/>
-        <w:ind w:left="0" w:firstLine="0"/>
-        <w:rPr>
-          <w:rFonts w:ascii="Times New Roman" w:eastAsia="Times New Roman" w:hAnsi="Times New Roman" w:cs="Times New Roman"/>
-          <w:b/>
-          <w:bCs/>
-          <w:sz w:val="24"/>
-          <w:szCs w:val="24"/>
-        </w:rPr>
-      </w:pPr>
-    </w:p>
-    <w:p>
-      <w:pPr>
-        <w:tabs>
-          <w:tab w:val="left" w:pos="284"/>
-          <w:tab w:val="left" w:pos="567"/>
-          <w:tab w:val="center" w:pos="4252"/>
-          <w:tab w:val="left" w:pos="6700"/>
-        </w:tabs>
-        <w:spacing w:line="240" w:lineRule="auto"/>
-        <w:ind w:left="0" w:firstLine="0"/>
-        <w:rPr>
-          <w:rFonts w:ascii="Times New Roman" w:eastAsia="Times New Roman" w:hAnsi="Times New Roman" w:cs="Times New Roman"/>
-          <w:b/>
-          <w:bCs/>
-          <w:sz w:val="24"/>
-          <w:szCs w:val="24"/>
-        </w:rPr>
-      </w:pPr>
-    </w:p>
-    <w:p>
-      <w:pPr>
-        <w:tabs>
-          <w:tab w:val="left" w:pos="284"/>
-          <w:tab w:val="left" w:pos="567"/>
-          <w:tab w:val="center" w:pos="4252"/>
-          <w:tab w:val="left" w:pos="6700"/>
-        </w:tabs>
-        <w:spacing w:line="240" w:lineRule="auto"/>
-        <w:ind w:left="0" w:firstLine="0"/>
-        <w:rPr>
-          <w:rFonts w:ascii="Times New Roman" w:eastAsia="Times New Roman" w:hAnsi="Times New Roman" w:cs="Times New Roman"/>
-          <w:b/>
-          <w:bCs/>
-          <w:sz w:val="24"/>
-          <w:szCs w:val="24"/>
-        </w:rPr>
-      </w:pPr>
-    </w:p>
-    <w:p>
-      <w:pPr>
-        <w:tabs>
-          <w:tab w:val="left" w:pos="284"/>
-          <w:tab w:val="left" w:pos="567"/>
-          <w:tab w:val="center" w:pos="4252"/>
-          <w:tab w:val="left" w:pos="6700"/>
-        </w:tabs>
-        <w:spacing w:line="240" w:lineRule="auto"/>
-        <w:ind w:left="0" w:firstLine="0"/>
-        <w:rPr>
-          <w:rFonts w:ascii="Times New Roman" w:eastAsia="Times New Roman" w:hAnsi="Times New Roman" w:cs="Times New Roman"/>
-          <w:b/>
-          <w:bCs/>
-          <w:sz w:val="24"/>
-          <w:szCs w:val="24"/>
-        </w:rPr>
-      </w:pPr>
-    </w:p>
-    <w:p>
-      <w:pPr>
-        <w:tabs>
-          <w:tab w:val="left" w:pos="284"/>
-          <w:tab w:val="left" w:pos="567"/>
-          <w:tab w:val="center" w:pos="4252"/>
-          <w:tab w:val="left" w:pos="6700"/>
-        </w:tabs>
-        <w:spacing w:line="240" w:lineRule="auto"/>
-        <w:ind w:left="0" w:firstLine="0"/>
-        <w:rPr>
-          <w:rFonts w:ascii="Times New Roman" w:eastAsia="Times New Roman" w:hAnsi="Times New Roman" w:cs="Times New Roman"/>
-          <w:b/>
-          <w:bCs/>
-          <w:sz w:val="24"/>
-          <w:szCs w:val="24"/>
-        </w:rPr>
-      </w:pPr>
-    </w:p>
-    <w:p>
-      <w:pPr>
-        <w:tabs>
-          <w:tab w:val="left" w:pos="284"/>
-          <w:tab w:val="left" w:pos="567"/>
-          <w:tab w:val="center" w:pos="4252"/>
-          <w:tab w:val="left" w:pos="6700"/>
-        </w:tabs>
-        <w:spacing w:line="240" w:lineRule="auto"/>
-        <w:rPr>
-          <w:rFonts w:ascii="Times New Roman" w:eastAsia="Times New Roman" w:hAnsi="Times New Roman" w:cs="Times New Roman"/>
-          <w:b/>
-          <w:bCs/>
-          <w:sz w:val="24"/>
-          <w:szCs w:val="24"/>
-        </w:rPr>
-      </w:pPr>
-    </w:p>
-    <w:p>
-      <w:pPr>
-        <w:tabs>
-          <w:tab w:val="left" w:pos="284"/>
-          <w:tab w:val="left" w:pos="567"/>
-          <w:tab w:val="center" w:pos="4252"/>
-          <w:tab w:val="left" w:pos="6700"/>
-        </w:tabs>
-        <w:spacing w:line="240" w:lineRule="auto"/>
-        <w:jc w:val="center"/>
-        <w:rPr>
-          <w:rFonts w:ascii="Times New Roman" w:eastAsia="Times New Roman" w:hAnsi="Times New Roman" w:cs="Times New Roman"/>
-          <w:b/>
-          <w:bCs/>
-          <w:color w:val="000000"/>
           <w:sz w:val="24"/>
           <w:szCs w:val="24"/>
         </w:rPr>
@@ -8963,7 +8364,7 @@
                 <w:sz w:val="20"/>
                 <w:szCs w:val="20"/>
               </w:rPr>
-              <w:t>Diseño de los prototipos de las interfaces gráficas en Java Swing (mockups).</w:t>
+              <w:t>Diseño de los prototipos de las interfaces gráfica (mockups).</w:t>
             </w:r>
           </w:p>
           <w:p>
@@ -9125,7 +8526,7 @@
                 <w:sz w:val="20"/>
                 <w:szCs w:val="20"/>
               </w:rPr>
-              <w:t>Desarrollo de las interfaces gráficas de usuario con Java Swing conforme a los prototipos diseñados.</w:t>
+              <w:t>Desarrollo de las interfaces gráficas de usuario conforme a los prototipos diseñados.</w:t>
             </w:r>
           </w:p>
           <w:p>
@@ -9265,26 +8666,6 @@
                 <w:sz w:val="20"/>
                 <w:szCs w:val="20"/>
               </w:rPr>
-              <w:t>Ejecución de pruebas de aceptación de usuario (UAT) con empleados de CineComfenalco, verificando el cumplimiento de los requerimientos.</w:t>
-            </w:r>
-          </w:p>
-          <w:p>
-            <w:pPr>
-              <w:pStyle w:val="Prrafodelista"/>
-              <w:numPr>
-                <w:ilvl w:val="0"/>
-                <w:numId w:val="6"/>
-              </w:numPr>
-              <w:spacing w:before="40" w:after="40" w:line="276" w:lineRule="auto"/>
-              <w:contextualSpacing w:val="0"/>
-            </w:pPr>
-            <w:r>
-              <w:rPr>
-                <w:rFonts w:ascii="Times New Roman" w:eastAsia="Times New Roman" w:hAnsi="Times New Roman" w:cs="Times New Roman"/>
-                <w:sz w:val="20"/>
-                <w:szCs w:val="20"/>
-              </w:rPr>
-              <w:lastRenderedPageBreak/>
               <w:t>Corrección de errores y defectos detectados durante las pruebas.</w:t>
             </w:r>
           </w:p>
@@ -9309,8 +8690,15 @@
                 <w:sz w:val="20"/>
                 <w:szCs w:val="20"/>
               </w:rPr>
-              <w:lastRenderedPageBreak/>
-              <w:t>Informe de pruebas con los resultados de los casos de prueba ejecutados (aprobados / fallidos) y las métricas de calidad.</w:t>
+              <w:t>Informe de pruebas con los resultados de los casos de prueba ejecutados (aprobados / fallidos</w:t>
+            </w:r>
+            <w:r>
+              <w:rPr>
+                <w:rFonts w:ascii="Times New Roman" w:eastAsia="Times New Roman" w:hAnsi="Times New Roman" w:cs="Times New Roman"/>
+                <w:sz w:val="20"/>
+                <w:szCs w:val="20"/>
+              </w:rPr>
+              <w:t>).</w:t>
             </w:r>
           </w:p>
           <w:p>
@@ -9362,7 +8750,18 @@
                 <w:sz w:val="24"/>
                 <w:szCs w:val="24"/>
               </w:rPr>
-              <w:t>Implementar el software en Java para la gestión y control de la venta de boletas y servicios de cafetería en CineComfenalco.</w:t>
+              <w:t xml:space="preserve">Implementar el software en Java para </w:t>
+            </w:r>
+            <w:r>
+              <w:rPr>
+                <w:rFonts w:ascii="Times New Roman" w:eastAsia="Times New Roman" w:hAnsi="Times New Roman" w:cs="Times New Roman"/>
+                <w:b/>
+                <w:bCs/>
+                <w:sz w:val="24"/>
+                <w:szCs w:val="24"/>
+              </w:rPr>
+              <w:lastRenderedPageBreak/>
+              <w:t>la gestión y control de la venta de boletas y servicios de cafetería en CineComfenalco.</w:t>
             </w:r>
           </w:p>
         </w:tc>
@@ -9386,6 +8785,7 @@
                 <w:sz w:val="20"/>
                 <w:szCs w:val="20"/>
               </w:rPr>
+              <w:lastRenderedPageBreak/>
               <w:t>Configuración del entorno de producción e instalación del sistema en los equipos de CineComfenalco.</w:t>
             </w:r>
           </w:p>
@@ -9405,27 +8805,17 @@
                 <w:sz w:val="20"/>
                 <w:szCs w:val="20"/>
               </w:rPr>
+              <w:lastRenderedPageBreak/>
               <w:t>Capacitación del personal operativo y administrativo en el uso del sistema.</w:t>
             </w:r>
           </w:p>
           <w:p>
             <w:pPr>
               <w:pStyle w:val="Prrafodelista"/>
-              <w:numPr>
-                <w:ilvl w:val="0"/>
-                <w:numId w:val="6"/>
-              </w:numPr>
               <w:spacing w:before="40" w:after="40" w:line="276" w:lineRule="auto"/>
+              <w:ind w:firstLine="0"/>
               <w:contextualSpacing w:val="0"/>
             </w:pPr>
-            <w:r>
-              <w:rPr>
-                <w:rFonts w:ascii="Times New Roman" w:eastAsia="Times New Roman" w:hAnsi="Times New Roman" w:cs="Times New Roman"/>
-                <w:sz w:val="20"/>
-                <w:szCs w:val="20"/>
-              </w:rPr>
-              <w:t>Elaboración del manual de usuario y del manual técnico del sistema.</w:t>
-            </w:r>
           </w:p>
         </w:tc>
         <w:tc>
@@ -9448,6 +8838,7 @@
                 <w:sz w:val="20"/>
                 <w:szCs w:val="20"/>
               </w:rPr>
+              <w:lastRenderedPageBreak/>
               <w:t>Sistema instalado, operativo y en producción en CineComfenalco.</w:t>
             </w:r>
           </w:p>
@@ -9467,25 +8858,6 @@
                 <w:sz w:val="20"/>
                 <w:szCs w:val="20"/>
               </w:rPr>
-              <w:t>Manuales de usuario y técnico entregados.</w:t>
-            </w:r>
-          </w:p>
-          <w:p>
-            <w:pPr>
-              <w:pStyle w:val="Prrafodelista"/>
-              <w:numPr>
-                <w:ilvl w:val="0"/>
-                <w:numId w:val="6"/>
-              </w:numPr>
-              <w:spacing w:before="40" w:after="40" w:line="276" w:lineRule="auto"/>
-              <w:contextualSpacing w:val="0"/>
-            </w:pPr>
-            <w:r>
-              <w:rPr>
-                <w:rFonts w:ascii="Times New Roman" w:eastAsia="Times New Roman" w:hAnsi="Times New Roman" w:cs="Times New Roman"/>
-                <w:sz w:val="20"/>
-                <w:szCs w:val="20"/>
-              </w:rPr>
               <w:t>Personal capacitado y habilitado para operar el sistema.</w:t>
             </w:r>
           </w:p>
@@ -9658,16 +9030,7 @@
           <w:sz w:val="24"/>
           <w:szCs w:val="24"/>
         </w:rPr>
-        <w:t xml:space="preserve"> Es el instrumento diseñado para conducir las entrevistas con el personal de CineComfenalco. Contiene un conjunto de preguntas abiertas y </w:t>
-      </w:r>
-      <w:r>
-        <w:rPr>
-          <w:rFonts w:ascii="Times New Roman" w:eastAsia="Times New Roman" w:hAnsi="Times New Roman" w:cs="Times New Roman"/>
-          <w:sz w:val="24"/>
-          <w:szCs w:val="24"/>
-        </w:rPr>
-        <w:lastRenderedPageBreak/>
-        <w:t>organizadas por módulos del sistema (boletería, asignación de asientos y cafetería), con el objetivo de identificar, priorizar y validar los requerimientos funcionales y no funcionales del software a desarrollar. El instrumento se aplica a los empleados directamente involucrados en los procesos de venta y atención al cliente.</w:t>
+        <w:t xml:space="preserve"> Es el instrumento diseñado para conducir las entrevistas con el personal de CineComfenalco. Contiene un conjunto de preguntas abiertas y organizadas por módulos del sistema (boletería, asignación de asientos y cafetería), con el objetivo de identificar, priorizar y validar los requerimientos funcionales y no funcionales del software a desarrollar. El instrumento se aplica a los empleados directamente involucrados en los procesos de venta y atención al cliente.</w:t>
       </w:r>
     </w:p>
     <w:p>
@@ -9688,6 +9051,7 @@
           <w:sz w:val="24"/>
           <w:szCs w:val="24"/>
         </w:rPr>
+        <w:lastRenderedPageBreak/>
         <w:t>Lista de verificación de observación (checklist):</w:t>
       </w:r>
       <w:r>
@@ -9777,8 +9141,39 @@
           <w:sz w:val="24"/>
           <w:szCs w:val="24"/>
         </w:rPr>
-        <w:lastRenderedPageBreak/>
-        <w:t>Dado que el proyecto tiene un alcance delimitado a una sede específica de CineComfenalco y que el propósito principal es el desarrollo de un software —no la generalización estadística de resultados—, la muestra se selecciona de forma no</w:t>
+        <w:t xml:space="preserve">Dado que el proyecto tiene un alcance delimitado a una sede específica de CineComfenalco y que el propósito principal es el desarrollo de un software </w:t>
+      </w:r>
+      <w:r>
+        <w:rPr>
+          <w:rFonts w:ascii="Times New Roman" w:eastAsia="Times New Roman" w:hAnsi="Times New Roman" w:cs="Times New Roman"/>
+          <w:sz w:val="24"/>
+          <w:szCs w:val="24"/>
+        </w:rPr>
+        <w:t>(</w:t>
+      </w:r>
+      <w:r>
+        <w:rPr>
+          <w:rFonts w:ascii="Times New Roman" w:eastAsia="Times New Roman" w:hAnsi="Times New Roman" w:cs="Times New Roman"/>
+          <w:sz w:val="24"/>
+          <w:szCs w:val="24"/>
+        </w:rPr>
+        <w:t>no la generalización estadística de resultados</w:t>
+      </w:r>
+      <w:r>
+        <w:rPr>
+          <w:rFonts w:ascii="Times New Roman" w:eastAsia="Times New Roman" w:hAnsi="Times New Roman" w:cs="Times New Roman"/>
+          <w:sz w:val="24"/>
+          <w:szCs w:val="24"/>
+        </w:rPr>
+        <w:t>)</w:t>
+      </w:r>
+      <w:r>
+        <w:rPr>
+          <w:rFonts w:ascii="Times New Roman" w:eastAsia="Times New Roman" w:hAnsi="Times New Roman" w:cs="Times New Roman"/>
+          <w:sz w:val="24"/>
+          <w:szCs w:val="24"/>
+        </w:rPr>
+        <w:t>, la muestra se selecciona de forma no</w:t>
       </w:r>
       <w:r>
         <w:rPr>
@@ -9796,7 +9191,16 @@
           <w:sz w:val="24"/>
           <w:szCs w:val="24"/>
         </w:rPr>
-        <w:t>probabilística por conveniencia (Hernández et al., 2014). Este tipo de muestreo es el más adecuado en proyectos de ingeniería de software aplicada, donde lo relevante es garantizar que los participantes posean el conocimiento y la experiencia directa sobre los procesos que se van a automatizar.</w:t>
+        <w:t xml:space="preserve">probabilística por conveniencia (Hernández et al., 2014). Este tipo de muestreo es el más adecuado en proyectos de </w:t>
+      </w:r>
+      <w:r>
+        <w:rPr>
+          <w:rFonts w:ascii="Times New Roman" w:eastAsia="Times New Roman" w:hAnsi="Times New Roman" w:cs="Times New Roman"/>
+          <w:sz w:val="24"/>
+          <w:szCs w:val="24"/>
+        </w:rPr>
+        <w:lastRenderedPageBreak/>
+        <w:t>ingeniería de software aplicada, donde lo relevante es garantizar que los participantes posean el conocimiento y la experiencia directa sobre los procesos que se van a automatizar.</w:t>
       </w:r>
     </w:p>
     <w:p>
@@ -9930,7 +9334,15 @@
           <w:sz w:val="24"/>
           <w:szCs w:val="24"/>
         </w:rPr>
-        <w:t>: Usuarios frecuentes de los servicios de CineComfenalco, consultados durante las pruebas de aceptación de usuario (UAT) para validar la usabilidad e intuitividad de las interfaces del sistema.</w:t>
+        <w:t>: Usuarios frecuentes de los servicios de CineComfenalco</w:t>
+      </w:r>
+      <w:r>
+        <w:rPr>
+          <w:rFonts w:ascii="Times New Roman" w:eastAsia="Times New Roman" w:hAnsi="Times New Roman" w:cs="Times New Roman"/>
+          <w:sz w:val="24"/>
+          <w:szCs w:val="24"/>
+        </w:rPr>
+        <w:t>.</w:t>
       </w:r>
     </w:p>
     <w:p>
@@ -9949,2296 +9361,23 @@
           <w:sz w:val="24"/>
           <w:szCs w:val="24"/>
         </w:rPr>
-        <w:lastRenderedPageBreak/>
         <w:t>En total, la muestra comprende dieciséis (16) participantes, quienes proporcionan la información necesaria para el análisis de requerimientos y la verificación del software. La composición de la muestra garantiza la representación de todos los perfiles de usuario que interactuarán con el sistema desarrollado.</w:t>
       </w:r>
     </w:p>
     <w:p>
       <w:pPr>
-        <w:spacing w:before="120" w:after="120"/>
-        <w:ind w:left="0"/>
-      </w:pPr>
-    </w:p>
-    <w:p>
-      <w:pPr>
-        <w:spacing w:before="120" w:after="120"/>
-        <w:ind w:left="0"/>
-      </w:pPr>
-    </w:p>
-    <w:p>
-      <w:pPr>
-        <w:spacing w:before="120" w:after="120"/>
-        <w:ind w:left="0"/>
-      </w:pPr>
-    </w:p>
-    <w:p>
-      <w:pPr>
-        <w:spacing w:before="120" w:after="120"/>
-        <w:ind w:left="0"/>
-      </w:pPr>
-    </w:p>
-    <w:p>
-      <w:pPr>
-        <w:spacing w:before="120" w:after="120"/>
-        <w:ind w:left="0"/>
-      </w:pPr>
-    </w:p>
-    <w:p>
-      <w:pPr>
-        <w:spacing w:before="120" w:after="120"/>
-        <w:ind w:left="0"/>
-      </w:pPr>
-    </w:p>
-    <w:p>
-      <w:pPr>
-        <w:spacing w:before="120" w:after="120"/>
-        <w:ind w:left="0"/>
-      </w:pPr>
-    </w:p>
-    <w:p>
-      <w:pPr>
-        <w:spacing w:before="120" w:after="120"/>
-        <w:ind w:left="0"/>
-      </w:pPr>
-    </w:p>
-    <w:p>
-      <w:pPr>
-        <w:spacing w:before="120" w:after="120"/>
-        <w:ind w:left="0"/>
-      </w:pPr>
-    </w:p>
-    <w:p>
-      <w:pPr>
-        <w:spacing w:before="120" w:after="120"/>
-        <w:ind w:left="0"/>
-      </w:pPr>
-    </w:p>
-    <w:p>
-      <w:pPr>
-        <w:spacing w:before="120" w:after="120"/>
-        <w:ind w:left="0"/>
-      </w:pPr>
-    </w:p>
-    <w:p>
-      <w:pPr>
-        <w:spacing w:before="120" w:after="120"/>
-        <w:ind w:left="0"/>
-      </w:pPr>
-    </w:p>
-    <w:p>
-      <w:pPr>
-        <w:spacing w:before="120" w:after="120"/>
-        <w:ind w:left="0"/>
-      </w:pPr>
-    </w:p>
-    <w:p>
-      <w:pPr>
-        <w:spacing w:before="120" w:after="120"/>
-        <w:ind w:left="0"/>
-      </w:pPr>
-    </w:p>
-    <w:p>
-      <w:pPr>
-        <w:pStyle w:val="Ttulo3"/>
-        <w:ind w:left="0" w:firstLine="0"/>
-        <w:rPr>
-          <w:rFonts w:cs="Times New Roman"/>
-          <w:szCs w:val="24"/>
-        </w:rPr>
-      </w:pPr>
-      <w:bookmarkStart w:id="38" w:name="_Toc229824367"/>
-      <w:r>
-        <w:rPr>
-          <w:rFonts w:cs="Times New Roman"/>
-          <w:szCs w:val="24"/>
-        </w:rPr>
-        <w:lastRenderedPageBreak/>
-        <w:t>3.5 Cronograma</w:t>
+        <w:pStyle w:val="Ttulo1"/>
+      </w:pPr>
+      <w:bookmarkStart w:id="38" w:name="_Toc229824371"/>
+    </w:p>
+    <w:p>
+      <w:pPr>
+        <w:pStyle w:val="Ttulo1"/>
+      </w:pPr>
+      <w:r>
+        <w:t>Referencias Bibliográficas</w:t>
       </w:r>
       <w:bookmarkEnd w:id="38"/>
-    </w:p>
-    <w:tbl>
-      <w:tblPr>
-        <w:tblStyle w:val="a3"/>
-        <w:tblW w:w="10915" w:type="dxa"/>
-        <w:tblInd w:w="-567" w:type="dxa"/>
-        <w:tblBorders>
-          <w:top w:val="single" w:sz="4" w:space="0" w:color="7F7F7F"/>
-          <w:bottom w:val="single" w:sz="4" w:space="0" w:color="7F7F7F"/>
-        </w:tblBorders>
-        <w:tblLayout w:type="fixed"/>
-        <w:tblLook w:val="04A0" w:firstRow="1" w:lastRow="0" w:firstColumn="1" w:lastColumn="0" w:noHBand="0" w:noVBand="1"/>
-      </w:tblPr>
-      <w:tblGrid>
-        <w:gridCol w:w="2410"/>
-        <w:gridCol w:w="2268"/>
-        <w:gridCol w:w="1559"/>
-        <w:gridCol w:w="2127"/>
-        <w:gridCol w:w="2551"/>
-      </w:tblGrid>
-      <w:tr>
-        <w:trPr>
-          <w:cnfStyle w:val="100000000000" w:firstRow="1" w:lastRow="0" w:firstColumn="0" w:lastColumn="0" w:oddVBand="0" w:evenVBand="0" w:oddHBand="0" w:evenHBand="0" w:firstRowFirstColumn="0" w:firstRowLastColumn="0" w:lastRowFirstColumn="0" w:lastRowLastColumn="0"/>
-        </w:trPr>
-        <w:tc>
-          <w:tcPr>
-            <w:cnfStyle w:val="001000000000" w:firstRow="0" w:lastRow="0" w:firstColumn="1" w:lastColumn="0" w:oddVBand="0" w:evenVBand="0" w:oddHBand="0" w:evenHBand="0" w:firstRowFirstColumn="0" w:firstRowLastColumn="0" w:lastRowFirstColumn="0" w:lastRowLastColumn="0"/>
-            <w:tcW w:w="2410" w:type="dxa"/>
-          </w:tcPr>
-          <w:p>
-            <w:pPr>
-              <w:tabs>
-                <w:tab w:val="left" w:pos="284"/>
-                <w:tab w:val="left" w:pos="567"/>
-                <w:tab w:val="center" w:pos="4252"/>
-                <w:tab w:val="left" w:pos="6700"/>
-              </w:tabs>
-              <w:ind w:left="0" w:firstLine="0"/>
-              <w:rPr>
-                <w:rFonts w:ascii="Times New Roman" w:eastAsia="Times New Roman" w:hAnsi="Times New Roman" w:cs="Times New Roman"/>
-                <w:color w:val="000000"/>
-                <w:sz w:val="24"/>
-                <w:szCs w:val="24"/>
-              </w:rPr>
-            </w:pPr>
-            <w:r>
-              <w:rPr>
-                <w:rFonts w:ascii="Times New Roman" w:eastAsia="Times New Roman" w:hAnsi="Times New Roman" w:cs="Times New Roman"/>
-                <w:b w:val="0"/>
-                <w:bCs w:val="0"/>
-                <w:color w:val="000000"/>
-                <w:sz w:val="24"/>
-                <w:szCs w:val="24"/>
-              </w:rPr>
-              <w:t>Fase</w:t>
-            </w:r>
-          </w:p>
-        </w:tc>
-        <w:tc>
-          <w:tcPr>
-            <w:tcW w:w="2268" w:type="dxa"/>
-          </w:tcPr>
-          <w:p>
-            <w:pPr>
-              <w:tabs>
-                <w:tab w:val="left" w:pos="284"/>
-                <w:tab w:val="left" w:pos="567"/>
-                <w:tab w:val="center" w:pos="4252"/>
-                <w:tab w:val="left" w:pos="6700"/>
-              </w:tabs>
-              <w:ind w:left="0" w:firstLine="0"/>
-              <w:cnfStyle w:val="100000000000" w:firstRow="1" w:lastRow="0" w:firstColumn="0" w:lastColumn="0" w:oddVBand="0" w:evenVBand="0" w:oddHBand="0" w:evenHBand="0" w:firstRowFirstColumn="0" w:firstRowLastColumn="0" w:lastRowFirstColumn="0" w:lastRowLastColumn="0"/>
-              <w:rPr>
-                <w:rFonts w:ascii="Times New Roman" w:eastAsia="Times New Roman" w:hAnsi="Times New Roman" w:cs="Times New Roman"/>
-                <w:color w:val="000000"/>
-                <w:sz w:val="24"/>
-                <w:szCs w:val="24"/>
-              </w:rPr>
-            </w:pPr>
-            <w:r>
-              <w:rPr>
-                <w:rFonts w:ascii="Times New Roman" w:eastAsia="Times New Roman" w:hAnsi="Times New Roman" w:cs="Times New Roman"/>
-                <w:b w:val="0"/>
-                <w:bCs w:val="0"/>
-                <w:color w:val="000000"/>
-                <w:sz w:val="24"/>
-                <w:szCs w:val="24"/>
-              </w:rPr>
-              <w:t>Actividad</w:t>
-            </w:r>
-          </w:p>
-        </w:tc>
-        <w:tc>
-          <w:tcPr>
-            <w:tcW w:w="1559" w:type="dxa"/>
-          </w:tcPr>
-          <w:p>
-            <w:pPr>
-              <w:tabs>
-                <w:tab w:val="left" w:pos="284"/>
-                <w:tab w:val="left" w:pos="567"/>
-                <w:tab w:val="center" w:pos="4252"/>
-                <w:tab w:val="left" w:pos="6700"/>
-              </w:tabs>
-              <w:ind w:left="0" w:firstLine="0"/>
-              <w:cnfStyle w:val="100000000000" w:firstRow="1" w:lastRow="0" w:firstColumn="0" w:lastColumn="0" w:oddVBand="0" w:evenVBand="0" w:oddHBand="0" w:evenHBand="0" w:firstRowFirstColumn="0" w:firstRowLastColumn="0" w:lastRowFirstColumn="0" w:lastRowLastColumn="0"/>
-              <w:rPr>
-                <w:rFonts w:ascii="Times New Roman" w:eastAsia="Times New Roman" w:hAnsi="Times New Roman" w:cs="Times New Roman"/>
-                <w:color w:val="000000"/>
-                <w:sz w:val="24"/>
-                <w:szCs w:val="24"/>
-              </w:rPr>
-            </w:pPr>
-            <w:r>
-              <w:rPr>
-                <w:rFonts w:ascii="Times New Roman" w:eastAsia="Times New Roman" w:hAnsi="Times New Roman" w:cs="Times New Roman"/>
-                <w:b w:val="0"/>
-                <w:bCs w:val="0"/>
-                <w:color w:val="000000"/>
-                <w:sz w:val="24"/>
-                <w:szCs w:val="24"/>
-              </w:rPr>
-              <w:t>Duración</w:t>
-            </w:r>
-          </w:p>
-        </w:tc>
-        <w:tc>
-          <w:tcPr>
-            <w:tcW w:w="2127" w:type="dxa"/>
-          </w:tcPr>
-          <w:p>
-            <w:pPr>
-              <w:tabs>
-                <w:tab w:val="left" w:pos="284"/>
-                <w:tab w:val="left" w:pos="567"/>
-                <w:tab w:val="center" w:pos="4252"/>
-                <w:tab w:val="left" w:pos="6700"/>
-              </w:tabs>
-              <w:ind w:left="0" w:firstLine="0"/>
-              <w:cnfStyle w:val="100000000000" w:firstRow="1" w:lastRow="0" w:firstColumn="0" w:lastColumn="0" w:oddVBand="0" w:evenVBand="0" w:oddHBand="0" w:evenHBand="0" w:firstRowFirstColumn="0" w:firstRowLastColumn="0" w:lastRowFirstColumn="0" w:lastRowLastColumn="0"/>
-              <w:rPr>
-                <w:rFonts w:ascii="Times New Roman" w:eastAsia="Times New Roman" w:hAnsi="Times New Roman" w:cs="Times New Roman"/>
-                <w:color w:val="000000"/>
-                <w:sz w:val="24"/>
-                <w:szCs w:val="24"/>
-              </w:rPr>
-            </w:pPr>
-            <w:r>
-              <w:rPr>
-                <w:rFonts w:ascii="Times New Roman" w:eastAsia="Times New Roman" w:hAnsi="Times New Roman" w:cs="Times New Roman"/>
-                <w:b w:val="0"/>
-                <w:bCs w:val="0"/>
-                <w:color w:val="000000"/>
-                <w:sz w:val="24"/>
-                <w:szCs w:val="24"/>
-              </w:rPr>
-              <w:t>Fecha de inicio</w:t>
-            </w:r>
-          </w:p>
-        </w:tc>
-        <w:tc>
-          <w:tcPr>
-            <w:tcW w:w="2551" w:type="dxa"/>
-          </w:tcPr>
-          <w:p>
-            <w:pPr>
-              <w:tabs>
-                <w:tab w:val="left" w:pos="284"/>
-                <w:tab w:val="left" w:pos="567"/>
-                <w:tab w:val="center" w:pos="4252"/>
-                <w:tab w:val="left" w:pos="6700"/>
-              </w:tabs>
-              <w:ind w:left="0" w:firstLine="0"/>
-              <w:cnfStyle w:val="100000000000" w:firstRow="1" w:lastRow="0" w:firstColumn="0" w:lastColumn="0" w:oddVBand="0" w:evenVBand="0" w:oddHBand="0" w:evenHBand="0" w:firstRowFirstColumn="0" w:firstRowLastColumn="0" w:lastRowFirstColumn="0" w:lastRowLastColumn="0"/>
-              <w:rPr>
-                <w:rFonts w:ascii="Times New Roman" w:eastAsia="Times New Roman" w:hAnsi="Times New Roman" w:cs="Times New Roman"/>
-                <w:color w:val="000000"/>
-                <w:sz w:val="24"/>
-                <w:szCs w:val="24"/>
-              </w:rPr>
-            </w:pPr>
-            <w:r>
-              <w:rPr>
-                <w:rFonts w:ascii="Times New Roman" w:eastAsia="Times New Roman" w:hAnsi="Times New Roman" w:cs="Times New Roman"/>
-                <w:b w:val="0"/>
-                <w:bCs w:val="0"/>
-                <w:color w:val="000000"/>
-                <w:sz w:val="24"/>
-                <w:szCs w:val="24"/>
-              </w:rPr>
-              <w:t>Fecha de cierre</w:t>
-            </w:r>
-          </w:p>
-        </w:tc>
-      </w:tr>
-      <w:tr>
-        <w:trPr>
-          <w:cnfStyle w:val="000000100000" w:firstRow="0" w:lastRow="0" w:firstColumn="0" w:lastColumn="0" w:oddVBand="0" w:evenVBand="0" w:oddHBand="1" w:evenHBand="0" w:firstRowFirstColumn="0" w:firstRowLastColumn="0" w:lastRowFirstColumn="0" w:lastRowLastColumn="0"/>
-        </w:trPr>
-        <w:tc>
-          <w:tcPr>
-            <w:cnfStyle w:val="001000000000" w:firstRow="0" w:lastRow="0" w:firstColumn="1" w:lastColumn="0" w:oddVBand="0" w:evenVBand="0" w:oddHBand="0" w:evenHBand="0" w:firstRowFirstColumn="0" w:firstRowLastColumn="0" w:lastRowFirstColumn="0" w:lastRowLastColumn="0"/>
-            <w:tcW w:w="2410" w:type="dxa"/>
-            <w:vMerge w:val="restart"/>
-          </w:tcPr>
-          <w:p>
-            <w:pPr>
-              <w:tabs>
-                <w:tab w:val="left" w:pos="284"/>
-                <w:tab w:val="left" w:pos="567"/>
-                <w:tab w:val="center" w:pos="4252"/>
-                <w:tab w:val="left" w:pos="6700"/>
-              </w:tabs>
-              <w:ind w:left="0" w:firstLine="0"/>
-              <w:rPr>
-                <w:rFonts w:ascii="Times New Roman" w:eastAsia="Times New Roman" w:hAnsi="Times New Roman" w:cs="Times New Roman"/>
-                <w:color w:val="000000"/>
-                <w:sz w:val="24"/>
-                <w:szCs w:val="24"/>
-              </w:rPr>
-            </w:pPr>
-            <w:r>
-              <w:rPr>
-                <w:rFonts w:ascii="Times New Roman" w:eastAsia="Times New Roman" w:hAnsi="Times New Roman" w:cs="Times New Roman"/>
-                <w:sz w:val="24"/>
-                <w:szCs w:val="24"/>
-              </w:rPr>
-              <w:t>Fase 1 Análisis de requerimientos</w:t>
-            </w:r>
-          </w:p>
-        </w:tc>
-        <w:tc>
-          <w:tcPr>
-            <w:tcW w:w="2268" w:type="dxa"/>
-          </w:tcPr>
-          <w:p>
-            <w:pPr>
-              <w:tabs>
-                <w:tab w:val="left" w:pos="284"/>
-                <w:tab w:val="left" w:pos="567"/>
-                <w:tab w:val="center" w:pos="4252"/>
-                <w:tab w:val="left" w:pos="6700"/>
-              </w:tabs>
-              <w:ind w:left="0" w:firstLine="0"/>
-              <w:cnfStyle w:val="000000100000" w:firstRow="0" w:lastRow="0" w:firstColumn="0" w:lastColumn="0" w:oddVBand="0" w:evenVBand="0" w:oddHBand="1" w:evenHBand="0" w:firstRowFirstColumn="0" w:firstRowLastColumn="0" w:lastRowFirstColumn="0" w:lastRowLastColumn="0"/>
-              <w:rPr>
-                <w:rFonts w:ascii="Times New Roman" w:eastAsia="Times New Roman" w:hAnsi="Times New Roman" w:cs="Times New Roman"/>
-                <w:color w:val="000000"/>
-                <w:sz w:val="24"/>
-                <w:szCs w:val="24"/>
-              </w:rPr>
-            </w:pPr>
-            <w:r>
-              <w:rPr>
-                <w:rFonts w:ascii="Times New Roman" w:eastAsia="Times New Roman" w:hAnsi="Times New Roman" w:cs="Times New Roman"/>
-                <w:color w:val="000000"/>
-                <w:sz w:val="24"/>
-                <w:szCs w:val="24"/>
-              </w:rPr>
-              <w:t>Selección del tema y delimitación del problema</w:t>
-            </w:r>
-          </w:p>
-        </w:tc>
-        <w:tc>
-          <w:tcPr>
-            <w:tcW w:w="1559" w:type="dxa"/>
-          </w:tcPr>
-          <w:p>
-            <w:pPr>
-              <w:tabs>
-                <w:tab w:val="left" w:pos="284"/>
-                <w:tab w:val="left" w:pos="567"/>
-                <w:tab w:val="center" w:pos="4252"/>
-                <w:tab w:val="left" w:pos="6700"/>
-              </w:tabs>
-              <w:ind w:left="0" w:firstLine="0"/>
-              <w:jc w:val="both"/>
-              <w:cnfStyle w:val="000000100000" w:firstRow="0" w:lastRow="0" w:firstColumn="0" w:lastColumn="0" w:oddVBand="0" w:evenVBand="0" w:oddHBand="1" w:evenHBand="0" w:firstRowFirstColumn="0" w:firstRowLastColumn="0" w:lastRowFirstColumn="0" w:lastRowLastColumn="0"/>
-              <w:rPr>
-                <w:rFonts w:ascii="Times New Roman" w:eastAsia="Times New Roman" w:hAnsi="Times New Roman" w:cs="Times New Roman"/>
-                <w:color w:val="000000"/>
-                <w:sz w:val="24"/>
-                <w:szCs w:val="24"/>
-              </w:rPr>
-            </w:pPr>
-            <w:r>
-              <w:rPr>
-                <w:rFonts w:ascii="Times New Roman" w:eastAsia="Times New Roman" w:hAnsi="Times New Roman" w:cs="Times New Roman"/>
-                <w:b/>
-                <w:bCs/>
-                <w:color w:val="000000"/>
-                <w:sz w:val="24"/>
-                <w:szCs w:val="24"/>
-              </w:rPr>
-              <w:t>2 semanas</w:t>
-            </w:r>
-          </w:p>
-        </w:tc>
-        <w:tc>
-          <w:tcPr>
-            <w:tcW w:w="2127" w:type="dxa"/>
-          </w:tcPr>
-          <w:p>
-            <w:pPr>
-              <w:tabs>
-                <w:tab w:val="left" w:pos="284"/>
-                <w:tab w:val="left" w:pos="567"/>
-                <w:tab w:val="center" w:pos="4252"/>
-                <w:tab w:val="left" w:pos="6700"/>
-              </w:tabs>
-              <w:ind w:left="0" w:firstLine="0"/>
-              <w:jc w:val="both"/>
-              <w:cnfStyle w:val="000000100000" w:firstRow="0" w:lastRow="0" w:firstColumn="0" w:lastColumn="0" w:oddVBand="0" w:evenVBand="0" w:oddHBand="1" w:evenHBand="0" w:firstRowFirstColumn="0" w:firstRowLastColumn="0" w:lastRowFirstColumn="0" w:lastRowLastColumn="0"/>
-              <w:rPr>
-                <w:rFonts w:ascii="Times New Roman" w:eastAsia="Times New Roman" w:hAnsi="Times New Roman" w:cs="Times New Roman"/>
-                <w:color w:val="000000"/>
-                <w:sz w:val="24"/>
-                <w:szCs w:val="24"/>
-              </w:rPr>
-            </w:pPr>
-            <w:r>
-              <w:rPr>
-                <w:rFonts w:ascii="Times New Roman" w:eastAsia="Times New Roman" w:hAnsi="Times New Roman" w:cs="Times New Roman"/>
-                <w:sz w:val="20"/>
-                <w:szCs w:val="20"/>
-              </w:rPr>
-              <w:t>06/03/2026</w:t>
-            </w:r>
-          </w:p>
-        </w:tc>
-        <w:tc>
-          <w:tcPr>
-            <w:tcW w:w="2551" w:type="dxa"/>
-          </w:tcPr>
-          <w:p>
-            <w:pPr>
-              <w:tabs>
-                <w:tab w:val="left" w:pos="284"/>
-                <w:tab w:val="left" w:pos="567"/>
-                <w:tab w:val="center" w:pos="4252"/>
-                <w:tab w:val="left" w:pos="6700"/>
-              </w:tabs>
-              <w:ind w:left="0" w:firstLine="0"/>
-              <w:jc w:val="both"/>
-              <w:cnfStyle w:val="000000100000" w:firstRow="0" w:lastRow="0" w:firstColumn="0" w:lastColumn="0" w:oddVBand="0" w:evenVBand="0" w:oddHBand="1" w:evenHBand="0" w:firstRowFirstColumn="0" w:firstRowLastColumn="0" w:lastRowFirstColumn="0" w:lastRowLastColumn="0"/>
-              <w:rPr>
-                <w:rFonts w:ascii="Times New Roman" w:eastAsia="Times New Roman" w:hAnsi="Times New Roman" w:cs="Times New Roman"/>
-                <w:color w:val="000000"/>
-                <w:sz w:val="24"/>
-                <w:szCs w:val="24"/>
-              </w:rPr>
-            </w:pPr>
-            <w:r>
-              <w:rPr>
-                <w:rFonts w:ascii="Times New Roman" w:eastAsia="Times New Roman" w:hAnsi="Times New Roman" w:cs="Times New Roman"/>
-                <w:sz w:val="20"/>
-                <w:szCs w:val="20"/>
-              </w:rPr>
-              <w:t>19/03/2026</w:t>
-            </w:r>
-          </w:p>
-        </w:tc>
-      </w:tr>
-      <w:tr>
-        <w:trPr>
-          <w:trHeight w:val="553"/>
-        </w:trPr>
-        <w:tc>
-          <w:tcPr>
-            <w:cnfStyle w:val="001000000000" w:firstRow="0" w:lastRow="0" w:firstColumn="1" w:lastColumn="0" w:oddVBand="0" w:evenVBand="0" w:oddHBand="0" w:evenHBand="0" w:firstRowFirstColumn="0" w:firstRowLastColumn="0" w:lastRowFirstColumn="0" w:lastRowLastColumn="0"/>
-            <w:tcW w:w="2410" w:type="dxa"/>
-            <w:vMerge/>
-          </w:tcPr>
-          <w:p>
-            <w:pPr>
-              <w:tabs>
-                <w:tab w:val="left" w:pos="284"/>
-                <w:tab w:val="left" w:pos="567"/>
-                <w:tab w:val="center" w:pos="4252"/>
-                <w:tab w:val="left" w:pos="6700"/>
-              </w:tabs>
-              <w:jc w:val="both"/>
-              <w:rPr>
-                <w:rFonts w:ascii="Times New Roman" w:eastAsia="Times New Roman" w:hAnsi="Times New Roman" w:cs="Times New Roman"/>
-                <w:color w:val="000000"/>
-                <w:sz w:val="24"/>
-                <w:szCs w:val="24"/>
-              </w:rPr>
-            </w:pPr>
-          </w:p>
-        </w:tc>
-        <w:tc>
-          <w:tcPr>
-            <w:tcW w:w="2268" w:type="dxa"/>
-          </w:tcPr>
-          <w:p>
-            <w:pPr>
-              <w:tabs>
-                <w:tab w:val="left" w:pos="284"/>
-                <w:tab w:val="left" w:pos="567"/>
-                <w:tab w:val="center" w:pos="4252"/>
-                <w:tab w:val="left" w:pos="6700"/>
-              </w:tabs>
-              <w:ind w:left="0" w:firstLine="0"/>
-              <w:cnfStyle w:val="000000000000" w:firstRow="0" w:lastRow="0" w:firstColumn="0" w:lastColumn="0" w:oddVBand="0" w:evenVBand="0" w:oddHBand="0" w:evenHBand="0" w:firstRowFirstColumn="0" w:firstRowLastColumn="0" w:lastRowFirstColumn="0" w:lastRowLastColumn="0"/>
-              <w:rPr>
-                <w:rFonts w:ascii="Times New Roman" w:eastAsia="Times New Roman" w:hAnsi="Times New Roman" w:cs="Times New Roman"/>
-                <w:b/>
-                <w:bCs/>
-                <w:color w:val="000000"/>
-                <w:sz w:val="24"/>
-                <w:szCs w:val="24"/>
-              </w:rPr>
-            </w:pPr>
-            <w:r>
-              <w:rPr>
-                <w:rFonts w:ascii="Times New Roman" w:eastAsia="Times New Roman" w:hAnsi="Times New Roman" w:cs="Times New Roman"/>
-                <w:sz w:val="24"/>
-                <w:szCs w:val="24"/>
-              </w:rPr>
-              <w:t>Elaboración de la matriz de requerimientos y el documento ERS</w:t>
-            </w:r>
-          </w:p>
-        </w:tc>
-        <w:tc>
-          <w:tcPr>
-            <w:tcW w:w="1559" w:type="dxa"/>
-          </w:tcPr>
-          <w:p>
-            <w:pPr>
-              <w:tabs>
-                <w:tab w:val="left" w:pos="284"/>
-                <w:tab w:val="left" w:pos="567"/>
-                <w:tab w:val="center" w:pos="4252"/>
-                <w:tab w:val="left" w:pos="6700"/>
-              </w:tabs>
-              <w:ind w:left="0" w:firstLine="0"/>
-              <w:jc w:val="both"/>
-              <w:cnfStyle w:val="000000000000" w:firstRow="0" w:lastRow="0" w:firstColumn="0" w:lastColumn="0" w:oddVBand="0" w:evenVBand="0" w:oddHBand="0" w:evenHBand="0" w:firstRowFirstColumn="0" w:firstRowLastColumn="0" w:lastRowFirstColumn="0" w:lastRowLastColumn="0"/>
-              <w:rPr>
-                <w:rFonts w:ascii="Times New Roman" w:eastAsia="Times New Roman" w:hAnsi="Times New Roman" w:cs="Times New Roman"/>
-                <w:b/>
-                <w:bCs/>
-                <w:color w:val="000000"/>
-                <w:sz w:val="24"/>
-                <w:szCs w:val="24"/>
-              </w:rPr>
-            </w:pPr>
-            <w:r>
-              <w:rPr>
-                <w:rFonts w:ascii="Times New Roman" w:eastAsia="Times New Roman" w:hAnsi="Times New Roman" w:cs="Times New Roman"/>
-                <w:b/>
-                <w:bCs/>
-                <w:color w:val="000000"/>
-                <w:sz w:val="24"/>
-                <w:szCs w:val="24"/>
-              </w:rPr>
-              <w:t>1 semana</w:t>
-            </w:r>
-          </w:p>
-        </w:tc>
-        <w:tc>
-          <w:tcPr>
-            <w:tcW w:w="2127" w:type="dxa"/>
-          </w:tcPr>
-          <w:p>
-            <w:pPr>
-              <w:tabs>
-                <w:tab w:val="left" w:pos="284"/>
-                <w:tab w:val="left" w:pos="567"/>
-                <w:tab w:val="center" w:pos="4252"/>
-                <w:tab w:val="left" w:pos="6700"/>
-              </w:tabs>
-              <w:ind w:left="0" w:firstLine="0"/>
-              <w:jc w:val="both"/>
-              <w:cnfStyle w:val="000000000000" w:firstRow="0" w:lastRow="0" w:firstColumn="0" w:lastColumn="0" w:oddVBand="0" w:evenVBand="0" w:oddHBand="0" w:evenHBand="0" w:firstRowFirstColumn="0" w:firstRowLastColumn="0" w:lastRowFirstColumn="0" w:lastRowLastColumn="0"/>
-              <w:rPr>
-                <w:rFonts w:ascii="Times New Roman" w:eastAsia="Times New Roman" w:hAnsi="Times New Roman" w:cs="Times New Roman"/>
-                <w:b/>
-                <w:bCs/>
-                <w:color w:val="000000"/>
-                <w:sz w:val="24"/>
-                <w:szCs w:val="24"/>
-              </w:rPr>
-            </w:pPr>
-            <w:r>
-              <w:rPr>
-                <w:rFonts w:ascii="Times New Roman" w:eastAsia="Times New Roman" w:hAnsi="Times New Roman" w:cs="Times New Roman"/>
-                <w:sz w:val="20"/>
-                <w:szCs w:val="20"/>
-              </w:rPr>
-              <w:t>20/03/2026</w:t>
-            </w:r>
-          </w:p>
-        </w:tc>
-        <w:tc>
-          <w:tcPr>
-            <w:tcW w:w="2551" w:type="dxa"/>
-          </w:tcPr>
-          <w:p>
-            <w:pPr>
-              <w:tabs>
-                <w:tab w:val="left" w:pos="284"/>
-                <w:tab w:val="left" w:pos="567"/>
-                <w:tab w:val="center" w:pos="4252"/>
-                <w:tab w:val="left" w:pos="6700"/>
-              </w:tabs>
-              <w:ind w:left="0" w:firstLine="0"/>
-              <w:jc w:val="both"/>
-              <w:cnfStyle w:val="000000000000" w:firstRow="0" w:lastRow="0" w:firstColumn="0" w:lastColumn="0" w:oddVBand="0" w:evenVBand="0" w:oddHBand="0" w:evenHBand="0" w:firstRowFirstColumn="0" w:firstRowLastColumn="0" w:lastRowFirstColumn="0" w:lastRowLastColumn="0"/>
-              <w:rPr>
-                <w:rFonts w:ascii="Times New Roman" w:eastAsia="Times New Roman" w:hAnsi="Times New Roman" w:cs="Times New Roman"/>
-                <w:b/>
-                <w:bCs/>
-                <w:color w:val="000000"/>
-                <w:sz w:val="24"/>
-                <w:szCs w:val="24"/>
-              </w:rPr>
-            </w:pPr>
-            <w:r>
-              <w:rPr>
-                <w:rFonts w:ascii="Times New Roman" w:eastAsia="Times New Roman" w:hAnsi="Times New Roman" w:cs="Times New Roman"/>
-                <w:sz w:val="20"/>
-                <w:szCs w:val="20"/>
-              </w:rPr>
-              <w:t>26/03/2026</w:t>
-            </w:r>
-          </w:p>
-        </w:tc>
-      </w:tr>
-      <w:tr>
-        <w:trPr>
-          <w:cnfStyle w:val="000000100000" w:firstRow="0" w:lastRow="0" w:firstColumn="0" w:lastColumn="0" w:oddVBand="0" w:evenVBand="0" w:oddHBand="1" w:evenHBand="0" w:firstRowFirstColumn="0" w:firstRowLastColumn="0" w:lastRowFirstColumn="0" w:lastRowLastColumn="0"/>
-          <w:trHeight w:val="553"/>
-        </w:trPr>
-        <w:tc>
-          <w:tcPr>
-            <w:cnfStyle w:val="001000000000" w:firstRow="0" w:lastRow="0" w:firstColumn="1" w:lastColumn="0" w:oddVBand="0" w:evenVBand="0" w:oddHBand="0" w:evenHBand="0" w:firstRowFirstColumn="0" w:firstRowLastColumn="0" w:lastRowFirstColumn="0" w:lastRowLastColumn="0"/>
-            <w:tcW w:w="2410" w:type="dxa"/>
-            <w:vMerge w:val="restart"/>
-          </w:tcPr>
-          <w:p>
-            <w:pPr>
-              <w:tabs>
-                <w:tab w:val="left" w:pos="284"/>
-                <w:tab w:val="left" w:pos="567"/>
-                <w:tab w:val="center" w:pos="4252"/>
-                <w:tab w:val="left" w:pos="6700"/>
-              </w:tabs>
-              <w:ind w:left="0" w:firstLine="0"/>
-              <w:rPr>
-                <w:rFonts w:ascii="Times New Roman" w:eastAsia="Times New Roman" w:hAnsi="Times New Roman" w:cs="Times New Roman"/>
-                <w:color w:val="000000"/>
-                <w:sz w:val="24"/>
-                <w:szCs w:val="24"/>
-              </w:rPr>
-            </w:pPr>
-            <w:r>
-              <w:rPr>
-                <w:rFonts w:ascii="Times New Roman" w:eastAsia="Times New Roman" w:hAnsi="Times New Roman" w:cs="Times New Roman"/>
-                <w:sz w:val="24"/>
-                <w:szCs w:val="24"/>
-              </w:rPr>
-              <w:t>Fase 2 Diseño del sistema</w:t>
-            </w:r>
-          </w:p>
-        </w:tc>
-        <w:tc>
-          <w:tcPr>
-            <w:tcW w:w="2268" w:type="dxa"/>
-          </w:tcPr>
-          <w:p>
-            <w:pPr>
-              <w:tabs>
-                <w:tab w:val="left" w:pos="284"/>
-                <w:tab w:val="left" w:pos="567"/>
-                <w:tab w:val="center" w:pos="4252"/>
-                <w:tab w:val="left" w:pos="6700"/>
-              </w:tabs>
-              <w:ind w:left="0" w:firstLine="0"/>
-              <w:cnfStyle w:val="000000100000" w:firstRow="0" w:lastRow="0" w:firstColumn="0" w:lastColumn="0" w:oddVBand="0" w:evenVBand="0" w:oddHBand="1" w:evenHBand="0" w:firstRowFirstColumn="0" w:firstRowLastColumn="0" w:lastRowFirstColumn="0" w:lastRowLastColumn="0"/>
-              <w:rPr>
-                <w:rFonts w:ascii="Times New Roman" w:eastAsia="Times New Roman" w:hAnsi="Times New Roman" w:cs="Times New Roman"/>
-                <w:sz w:val="24"/>
-                <w:szCs w:val="24"/>
-              </w:rPr>
-            </w:pPr>
-            <w:r>
-              <w:rPr>
-                <w:rFonts w:ascii="Times New Roman" w:eastAsia="Times New Roman" w:hAnsi="Times New Roman" w:cs="Times New Roman"/>
-                <w:sz w:val="24"/>
-                <w:szCs w:val="24"/>
-              </w:rPr>
-              <w:t>Elaboración de los diagramas UML (casos de uso, clases, secuencia)</w:t>
-            </w:r>
-          </w:p>
-        </w:tc>
-        <w:tc>
-          <w:tcPr>
-            <w:tcW w:w="1559" w:type="dxa"/>
-          </w:tcPr>
-          <w:p>
-            <w:pPr>
-              <w:tabs>
-                <w:tab w:val="left" w:pos="284"/>
-                <w:tab w:val="left" w:pos="567"/>
-                <w:tab w:val="center" w:pos="4252"/>
-                <w:tab w:val="left" w:pos="6700"/>
-              </w:tabs>
-              <w:ind w:left="0" w:firstLine="0"/>
-              <w:jc w:val="both"/>
-              <w:cnfStyle w:val="000000100000" w:firstRow="0" w:lastRow="0" w:firstColumn="0" w:lastColumn="0" w:oddVBand="0" w:evenVBand="0" w:oddHBand="1" w:evenHBand="0" w:firstRowFirstColumn="0" w:firstRowLastColumn="0" w:lastRowFirstColumn="0" w:lastRowLastColumn="0"/>
-              <w:rPr>
-                <w:rFonts w:ascii="Times New Roman" w:eastAsia="Times New Roman" w:hAnsi="Times New Roman" w:cs="Times New Roman"/>
-                <w:b/>
-                <w:bCs/>
-                <w:color w:val="000000"/>
-                <w:sz w:val="24"/>
-                <w:szCs w:val="24"/>
-              </w:rPr>
-            </w:pPr>
-            <w:r>
-              <w:rPr>
-                <w:rFonts w:ascii="Times New Roman" w:eastAsia="Times New Roman" w:hAnsi="Times New Roman" w:cs="Times New Roman"/>
-                <w:b/>
-                <w:bCs/>
-                <w:color w:val="000000"/>
-                <w:sz w:val="24"/>
-                <w:szCs w:val="24"/>
-              </w:rPr>
-              <w:t>1 semanas</w:t>
-            </w:r>
-          </w:p>
-        </w:tc>
-        <w:tc>
-          <w:tcPr>
-            <w:tcW w:w="2127" w:type="dxa"/>
-          </w:tcPr>
-          <w:p>
-            <w:pPr>
-              <w:tabs>
-                <w:tab w:val="left" w:pos="284"/>
-                <w:tab w:val="left" w:pos="567"/>
-                <w:tab w:val="center" w:pos="4252"/>
-                <w:tab w:val="left" w:pos="6700"/>
-              </w:tabs>
-              <w:ind w:left="0" w:firstLine="0"/>
-              <w:jc w:val="both"/>
-              <w:cnfStyle w:val="000000100000" w:firstRow="0" w:lastRow="0" w:firstColumn="0" w:lastColumn="0" w:oddVBand="0" w:evenVBand="0" w:oddHBand="1" w:evenHBand="0" w:firstRowFirstColumn="0" w:firstRowLastColumn="0" w:lastRowFirstColumn="0" w:lastRowLastColumn="0"/>
-              <w:rPr>
-                <w:rFonts w:ascii="Times New Roman" w:eastAsia="Times New Roman" w:hAnsi="Times New Roman" w:cs="Times New Roman"/>
-                <w:b/>
-                <w:bCs/>
-                <w:color w:val="000000"/>
-                <w:sz w:val="24"/>
-                <w:szCs w:val="24"/>
-              </w:rPr>
-            </w:pPr>
-            <w:r>
-              <w:rPr>
-                <w:rFonts w:ascii="Times New Roman" w:eastAsia="Times New Roman" w:hAnsi="Times New Roman" w:cs="Times New Roman"/>
-                <w:sz w:val="20"/>
-                <w:szCs w:val="20"/>
-              </w:rPr>
-              <w:t>27/03/2026</w:t>
-            </w:r>
-          </w:p>
-        </w:tc>
-        <w:tc>
-          <w:tcPr>
-            <w:tcW w:w="2551" w:type="dxa"/>
-          </w:tcPr>
-          <w:p>
-            <w:pPr>
-              <w:tabs>
-                <w:tab w:val="left" w:pos="284"/>
-                <w:tab w:val="left" w:pos="567"/>
-                <w:tab w:val="center" w:pos="4252"/>
-                <w:tab w:val="left" w:pos="6700"/>
-              </w:tabs>
-              <w:ind w:left="0" w:firstLine="0"/>
-              <w:jc w:val="both"/>
-              <w:cnfStyle w:val="000000100000" w:firstRow="0" w:lastRow="0" w:firstColumn="0" w:lastColumn="0" w:oddVBand="0" w:evenVBand="0" w:oddHBand="1" w:evenHBand="0" w:firstRowFirstColumn="0" w:firstRowLastColumn="0" w:lastRowFirstColumn="0" w:lastRowLastColumn="0"/>
-              <w:rPr>
-                <w:rFonts w:ascii="Times New Roman" w:eastAsia="Times New Roman" w:hAnsi="Times New Roman" w:cs="Times New Roman"/>
-                <w:b/>
-                <w:bCs/>
-                <w:color w:val="000000"/>
-                <w:sz w:val="24"/>
-                <w:szCs w:val="24"/>
-              </w:rPr>
-            </w:pPr>
-            <w:r>
-              <w:rPr>
-                <w:rFonts w:ascii="Times New Roman" w:eastAsia="Times New Roman" w:hAnsi="Times New Roman" w:cs="Times New Roman"/>
-                <w:sz w:val="20"/>
-                <w:szCs w:val="20"/>
-              </w:rPr>
-              <w:t>02/04/2026</w:t>
-            </w:r>
-          </w:p>
-        </w:tc>
-      </w:tr>
-      <w:tr>
-        <w:trPr>
-          <w:trHeight w:val="553"/>
-        </w:trPr>
-        <w:tc>
-          <w:tcPr>
-            <w:cnfStyle w:val="001000000000" w:firstRow="0" w:lastRow="0" w:firstColumn="1" w:lastColumn="0" w:oddVBand="0" w:evenVBand="0" w:oddHBand="0" w:evenHBand="0" w:firstRowFirstColumn="0" w:firstRowLastColumn="0" w:lastRowFirstColumn="0" w:lastRowLastColumn="0"/>
-            <w:tcW w:w="2410" w:type="dxa"/>
-            <w:vMerge/>
-          </w:tcPr>
-          <w:p>
-            <w:pPr>
-              <w:tabs>
-                <w:tab w:val="left" w:pos="284"/>
-                <w:tab w:val="left" w:pos="567"/>
-                <w:tab w:val="center" w:pos="4252"/>
-                <w:tab w:val="left" w:pos="6700"/>
-              </w:tabs>
-              <w:jc w:val="both"/>
-              <w:rPr>
-                <w:rFonts w:ascii="Times New Roman" w:eastAsia="Times New Roman" w:hAnsi="Times New Roman" w:cs="Times New Roman"/>
-                <w:color w:val="000000"/>
-                <w:sz w:val="24"/>
-                <w:szCs w:val="24"/>
-              </w:rPr>
-            </w:pPr>
-          </w:p>
-        </w:tc>
-        <w:tc>
-          <w:tcPr>
-            <w:tcW w:w="2268" w:type="dxa"/>
-          </w:tcPr>
-          <w:p>
-            <w:pPr>
-              <w:tabs>
-                <w:tab w:val="left" w:pos="284"/>
-                <w:tab w:val="left" w:pos="567"/>
-                <w:tab w:val="center" w:pos="4252"/>
-                <w:tab w:val="left" w:pos="6700"/>
-              </w:tabs>
-              <w:ind w:left="0" w:firstLine="0"/>
-              <w:cnfStyle w:val="000000000000" w:firstRow="0" w:lastRow="0" w:firstColumn="0" w:lastColumn="0" w:oddVBand="0" w:evenVBand="0" w:oddHBand="0" w:evenHBand="0" w:firstRowFirstColumn="0" w:firstRowLastColumn="0" w:lastRowFirstColumn="0" w:lastRowLastColumn="0"/>
-              <w:rPr>
-                <w:rFonts w:ascii="Times New Roman" w:eastAsia="Times New Roman" w:hAnsi="Times New Roman" w:cs="Times New Roman"/>
-                <w:sz w:val="24"/>
-                <w:szCs w:val="24"/>
-              </w:rPr>
-            </w:pPr>
-            <w:r>
-              <w:rPr>
-                <w:rFonts w:ascii="Times New Roman" w:eastAsia="Times New Roman" w:hAnsi="Times New Roman" w:cs="Times New Roman"/>
-                <w:sz w:val="24"/>
-                <w:szCs w:val="24"/>
-              </w:rPr>
-              <w:t>Diseño de prototipos de interfaz gráfica (mockups) en Java Swing</w:t>
-            </w:r>
-          </w:p>
-        </w:tc>
-        <w:tc>
-          <w:tcPr>
-            <w:tcW w:w="1559" w:type="dxa"/>
-          </w:tcPr>
-          <w:p>
-            <w:pPr>
-              <w:tabs>
-                <w:tab w:val="left" w:pos="284"/>
-                <w:tab w:val="left" w:pos="567"/>
-                <w:tab w:val="center" w:pos="4252"/>
-                <w:tab w:val="left" w:pos="6700"/>
-              </w:tabs>
-              <w:ind w:left="0" w:firstLine="0"/>
-              <w:jc w:val="both"/>
-              <w:cnfStyle w:val="000000000000" w:firstRow="0" w:lastRow="0" w:firstColumn="0" w:lastColumn="0" w:oddVBand="0" w:evenVBand="0" w:oddHBand="0" w:evenHBand="0" w:firstRowFirstColumn="0" w:firstRowLastColumn="0" w:lastRowFirstColumn="0" w:lastRowLastColumn="0"/>
-              <w:rPr>
-                <w:rFonts w:ascii="Times New Roman" w:eastAsia="Times New Roman" w:hAnsi="Times New Roman" w:cs="Times New Roman"/>
-                <w:b/>
-                <w:bCs/>
-                <w:color w:val="000000"/>
-                <w:sz w:val="24"/>
-                <w:szCs w:val="24"/>
-              </w:rPr>
-            </w:pPr>
-            <w:r>
-              <w:rPr>
-                <w:rFonts w:ascii="Times New Roman" w:eastAsia="Times New Roman" w:hAnsi="Times New Roman" w:cs="Times New Roman"/>
-                <w:b/>
-                <w:bCs/>
-                <w:color w:val="000000"/>
-                <w:sz w:val="24"/>
-                <w:szCs w:val="24"/>
-              </w:rPr>
-              <w:t>1 semana</w:t>
-            </w:r>
-          </w:p>
-        </w:tc>
-        <w:tc>
-          <w:tcPr>
-            <w:tcW w:w="2127" w:type="dxa"/>
-          </w:tcPr>
-          <w:p>
-            <w:pPr>
-              <w:tabs>
-                <w:tab w:val="left" w:pos="284"/>
-                <w:tab w:val="left" w:pos="567"/>
-                <w:tab w:val="center" w:pos="4252"/>
-                <w:tab w:val="left" w:pos="6700"/>
-              </w:tabs>
-              <w:ind w:left="0" w:firstLine="0"/>
-              <w:jc w:val="both"/>
-              <w:cnfStyle w:val="000000000000" w:firstRow="0" w:lastRow="0" w:firstColumn="0" w:lastColumn="0" w:oddVBand="0" w:evenVBand="0" w:oddHBand="0" w:evenHBand="0" w:firstRowFirstColumn="0" w:firstRowLastColumn="0" w:lastRowFirstColumn="0" w:lastRowLastColumn="0"/>
-              <w:rPr>
-                <w:rFonts w:ascii="Times New Roman" w:eastAsia="Times New Roman" w:hAnsi="Times New Roman" w:cs="Times New Roman"/>
-                <w:b/>
-                <w:bCs/>
-                <w:color w:val="000000"/>
-                <w:sz w:val="24"/>
-                <w:szCs w:val="24"/>
-              </w:rPr>
-            </w:pPr>
-            <w:r>
-              <w:rPr>
-                <w:rFonts w:ascii="Times New Roman" w:eastAsia="Times New Roman" w:hAnsi="Times New Roman" w:cs="Times New Roman"/>
-                <w:sz w:val="20"/>
-                <w:szCs w:val="20"/>
-              </w:rPr>
-              <w:t>03/04/2026</w:t>
-            </w:r>
-          </w:p>
-        </w:tc>
-        <w:tc>
-          <w:tcPr>
-            <w:tcW w:w="2551" w:type="dxa"/>
-          </w:tcPr>
-          <w:p>
-            <w:pPr>
-              <w:tabs>
-                <w:tab w:val="left" w:pos="284"/>
-                <w:tab w:val="left" w:pos="567"/>
-                <w:tab w:val="center" w:pos="4252"/>
-                <w:tab w:val="left" w:pos="6700"/>
-              </w:tabs>
-              <w:ind w:left="0" w:firstLine="0"/>
-              <w:jc w:val="both"/>
-              <w:cnfStyle w:val="000000000000" w:firstRow="0" w:lastRow="0" w:firstColumn="0" w:lastColumn="0" w:oddVBand="0" w:evenVBand="0" w:oddHBand="0" w:evenHBand="0" w:firstRowFirstColumn="0" w:firstRowLastColumn="0" w:lastRowFirstColumn="0" w:lastRowLastColumn="0"/>
-              <w:rPr>
-                <w:rFonts w:ascii="Times New Roman" w:eastAsia="Times New Roman" w:hAnsi="Times New Roman" w:cs="Times New Roman"/>
-                <w:b/>
-                <w:bCs/>
-                <w:color w:val="000000"/>
-                <w:sz w:val="24"/>
-                <w:szCs w:val="24"/>
-              </w:rPr>
-            </w:pPr>
-            <w:r>
-              <w:rPr>
-                <w:rFonts w:ascii="Times New Roman" w:eastAsia="Times New Roman" w:hAnsi="Times New Roman" w:cs="Times New Roman"/>
-                <w:sz w:val="20"/>
-                <w:szCs w:val="20"/>
-              </w:rPr>
-              <w:t>09/04/2026</w:t>
-            </w:r>
-          </w:p>
-        </w:tc>
-      </w:tr>
-      <w:tr>
-        <w:trPr>
-          <w:cnfStyle w:val="000000100000" w:firstRow="0" w:lastRow="0" w:firstColumn="0" w:lastColumn="0" w:oddVBand="0" w:evenVBand="0" w:oddHBand="1" w:evenHBand="0" w:firstRowFirstColumn="0" w:firstRowLastColumn="0" w:lastRowFirstColumn="0" w:lastRowLastColumn="0"/>
-          <w:trHeight w:val="553"/>
-        </w:trPr>
-        <w:tc>
-          <w:tcPr>
-            <w:cnfStyle w:val="001000000000" w:firstRow="0" w:lastRow="0" w:firstColumn="1" w:lastColumn="0" w:oddVBand="0" w:evenVBand="0" w:oddHBand="0" w:evenHBand="0" w:firstRowFirstColumn="0" w:firstRowLastColumn="0" w:lastRowFirstColumn="0" w:lastRowLastColumn="0"/>
-            <w:tcW w:w="2410" w:type="dxa"/>
-            <w:vMerge w:val="restart"/>
-          </w:tcPr>
-          <w:p>
-            <w:pPr>
-              <w:tabs>
-                <w:tab w:val="left" w:pos="284"/>
-                <w:tab w:val="left" w:pos="567"/>
-                <w:tab w:val="center" w:pos="4252"/>
-                <w:tab w:val="left" w:pos="6700"/>
-              </w:tabs>
-              <w:ind w:left="0" w:firstLine="0"/>
-              <w:rPr>
-                <w:rFonts w:ascii="Times New Roman" w:eastAsia="Times New Roman" w:hAnsi="Times New Roman" w:cs="Times New Roman"/>
-                <w:color w:val="000000"/>
-                <w:sz w:val="24"/>
-                <w:szCs w:val="24"/>
-              </w:rPr>
-            </w:pPr>
-            <w:r>
-              <w:rPr>
-                <w:rFonts w:ascii="Times New Roman" w:eastAsia="Times New Roman" w:hAnsi="Times New Roman" w:cs="Times New Roman"/>
-                <w:sz w:val="24"/>
-                <w:szCs w:val="24"/>
-              </w:rPr>
-              <w:t>Fase 3 Codificación del software</w:t>
-            </w:r>
-          </w:p>
-        </w:tc>
-        <w:tc>
-          <w:tcPr>
-            <w:tcW w:w="2268" w:type="dxa"/>
-          </w:tcPr>
-          <w:p>
-            <w:pPr>
-              <w:tabs>
-                <w:tab w:val="left" w:pos="284"/>
-                <w:tab w:val="left" w:pos="567"/>
-                <w:tab w:val="center" w:pos="4252"/>
-                <w:tab w:val="left" w:pos="6700"/>
-              </w:tabs>
-              <w:ind w:left="0" w:firstLine="0"/>
-              <w:cnfStyle w:val="000000100000" w:firstRow="0" w:lastRow="0" w:firstColumn="0" w:lastColumn="0" w:oddVBand="0" w:evenVBand="0" w:oddHBand="1" w:evenHBand="0" w:firstRowFirstColumn="0" w:firstRowLastColumn="0" w:lastRowFirstColumn="0" w:lastRowLastColumn="0"/>
-              <w:rPr>
-                <w:rFonts w:ascii="Times New Roman" w:eastAsia="Times New Roman" w:hAnsi="Times New Roman" w:cs="Times New Roman"/>
-                <w:sz w:val="24"/>
-                <w:szCs w:val="24"/>
-              </w:rPr>
-            </w:pPr>
-            <w:r>
-              <w:rPr>
-                <w:rFonts w:ascii="Times New Roman" w:eastAsia="Times New Roman" w:hAnsi="Times New Roman" w:cs="Times New Roman"/>
-                <w:sz w:val="24"/>
-                <w:szCs w:val="24"/>
-              </w:rPr>
-              <w:t>Implementación de las clases del dominio y la capa Modelo (POO)</w:t>
-            </w:r>
-          </w:p>
-        </w:tc>
-        <w:tc>
-          <w:tcPr>
-            <w:tcW w:w="1559" w:type="dxa"/>
-          </w:tcPr>
-          <w:p>
-            <w:pPr>
-              <w:tabs>
-                <w:tab w:val="left" w:pos="284"/>
-                <w:tab w:val="left" w:pos="567"/>
-                <w:tab w:val="center" w:pos="4252"/>
-                <w:tab w:val="left" w:pos="6700"/>
-              </w:tabs>
-              <w:ind w:left="0" w:firstLine="0"/>
-              <w:jc w:val="both"/>
-              <w:cnfStyle w:val="000000100000" w:firstRow="0" w:lastRow="0" w:firstColumn="0" w:lastColumn="0" w:oddVBand="0" w:evenVBand="0" w:oddHBand="1" w:evenHBand="0" w:firstRowFirstColumn="0" w:firstRowLastColumn="0" w:lastRowFirstColumn="0" w:lastRowLastColumn="0"/>
-              <w:rPr>
-                <w:rFonts w:ascii="Times New Roman" w:eastAsia="Times New Roman" w:hAnsi="Times New Roman" w:cs="Times New Roman"/>
-                <w:b/>
-                <w:bCs/>
-                <w:color w:val="000000"/>
-                <w:sz w:val="24"/>
-                <w:szCs w:val="24"/>
-              </w:rPr>
-            </w:pPr>
-            <w:r>
-              <w:rPr>
-                <w:rFonts w:ascii="Times New Roman" w:eastAsia="Times New Roman" w:hAnsi="Times New Roman" w:cs="Times New Roman"/>
-                <w:b/>
-                <w:bCs/>
-                <w:color w:val="000000"/>
-                <w:sz w:val="24"/>
-                <w:szCs w:val="24"/>
-              </w:rPr>
-              <w:t>2 semanas</w:t>
-            </w:r>
-          </w:p>
-        </w:tc>
-        <w:tc>
-          <w:tcPr>
-            <w:tcW w:w="2127" w:type="dxa"/>
-          </w:tcPr>
-          <w:p>
-            <w:pPr>
-              <w:tabs>
-                <w:tab w:val="left" w:pos="284"/>
-                <w:tab w:val="left" w:pos="567"/>
-                <w:tab w:val="center" w:pos="4252"/>
-                <w:tab w:val="left" w:pos="6700"/>
-              </w:tabs>
-              <w:ind w:left="0" w:firstLine="0"/>
-              <w:jc w:val="both"/>
-              <w:cnfStyle w:val="000000100000" w:firstRow="0" w:lastRow="0" w:firstColumn="0" w:lastColumn="0" w:oddVBand="0" w:evenVBand="0" w:oddHBand="1" w:evenHBand="0" w:firstRowFirstColumn="0" w:firstRowLastColumn="0" w:lastRowFirstColumn="0" w:lastRowLastColumn="0"/>
-              <w:rPr>
-                <w:rFonts w:ascii="Times New Roman" w:eastAsia="Times New Roman" w:hAnsi="Times New Roman" w:cs="Times New Roman"/>
-                <w:b/>
-                <w:bCs/>
-                <w:color w:val="000000"/>
-                <w:sz w:val="24"/>
-                <w:szCs w:val="24"/>
-              </w:rPr>
-            </w:pPr>
-            <w:r>
-              <w:rPr>
-                <w:rFonts w:ascii="Times New Roman" w:eastAsia="Times New Roman" w:hAnsi="Times New Roman" w:cs="Times New Roman"/>
-                <w:sz w:val="20"/>
-                <w:szCs w:val="20"/>
-              </w:rPr>
-              <w:t>01/05/2026</w:t>
-            </w:r>
-          </w:p>
-        </w:tc>
-        <w:tc>
-          <w:tcPr>
-            <w:tcW w:w="2551" w:type="dxa"/>
-          </w:tcPr>
-          <w:p>
-            <w:pPr>
-              <w:tabs>
-                <w:tab w:val="left" w:pos="284"/>
-                <w:tab w:val="left" w:pos="567"/>
-                <w:tab w:val="center" w:pos="4252"/>
-                <w:tab w:val="left" w:pos="6700"/>
-              </w:tabs>
-              <w:ind w:left="0" w:firstLine="0"/>
-              <w:jc w:val="both"/>
-              <w:cnfStyle w:val="000000100000" w:firstRow="0" w:lastRow="0" w:firstColumn="0" w:lastColumn="0" w:oddVBand="0" w:evenVBand="0" w:oddHBand="1" w:evenHBand="0" w:firstRowFirstColumn="0" w:firstRowLastColumn="0" w:lastRowFirstColumn="0" w:lastRowLastColumn="0"/>
-              <w:rPr>
-                <w:rFonts w:ascii="Times New Roman" w:eastAsia="Times New Roman" w:hAnsi="Times New Roman" w:cs="Times New Roman"/>
-                <w:b/>
-                <w:bCs/>
-                <w:color w:val="000000"/>
-                <w:sz w:val="24"/>
-                <w:szCs w:val="24"/>
-              </w:rPr>
-            </w:pPr>
-            <w:r>
-              <w:rPr>
-                <w:rFonts w:ascii="Times New Roman" w:eastAsia="Times New Roman" w:hAnsi="Times New Roman" w:cs="Times New Roman"/>
-                <w:sz w:val="20"/>
-                <w:szCs w:val="20"/>
-              </w:rPr>
-              <w:t>14/05/2026</w:t>
-            </w:r>
-          </w:p>
-        </w:tc>
-      </w:tr>
-      <w:tr>
-        <w:trPr>
-          <w:trHeight w:val="553"/>
-        </w:trPr>
-        <w:tc>
-          <w:tcPr>
-            <w:cnfStyle w:val="001000000000" w:firstRow="0" w:lastRow="0" w:firstColumn="1" w:lastColumn="0" w:oddVBand="0" w:evenVBand="0" w:oddHBand="0" w:evenHBand="0" w:firstRowFirstColumn="0" w:firstRowLastColumn="0" w:lastRowFirstColumn="0" w:lastRowLastColumn="0"/>
-            <w:tcW w:w="2410" w:type="dxa"/>
-            <w:vMerge/>
-          </w:tcPr>
-          <w:p>
-            <w:pPr>
-              <w:tabs>
-                <w:tab w:val="left" w:pos="284"/>
-                <w:tab w:val="left" w:pos="567"/>
-                <w:tab w:val="center" w:pos="4252"/>
-                <w:tab w:val="left" w:pos="6700"/>
-              </w:tabs>
-              <w:jc w:val="both"/>
-              <w:rPr>
-                <w:rFonts w:ascii="Times New Roman" w:eastAsia="Times New Roman" w:hAnsi="Times New Roman" w:cs="Times New Roman"/>
-                <w:color w:val="000000"/>
-                <w:sz w:val="24"/>
-                <w:szCs w:val="24"/>
-              </w:rPr>
-            </w:pPr>
-          </w:p>
-        </w:tc>
-        <w:tc>
-          <w:tcPr>
-            <w:tcW w:w="2268" w:type="dxa"/>
-          </w:tcPr>
-          <w:p>
-            <w:pPr>
-              <w:tabs>
-                <w:tab w:val="left" w:pos="284"/>
-                <w:tab w:val="left" w:pos="567"/>
-                <w:tab w:val="center" w:pos="4252"/>
-                <w:tab w:val="left" w:pos="6700"/>
-              </w:tabs>
-              <w:ind w:left="0" w:firstLine="0"/>
-              <w:cnfStyle w:val="000000000000" w:firstRow="0" w:lastRow="0" w:firstColumn="0" w:lastColumn="0" w:oddVBand="0" w:evenVBand="0" w:oddHBand="0" w:evenHBand="0" w:firstRowFirstColumn="0" w:firstRowLastColumn="0" w:lastRowFirstColumn="0" w:lastRowLastColumn="0"/>
-              <w:rPr>
-                <w:rFonts w:ascii="Times New Roman" w:eastAsia="Times New Roman" w:hAnsi="Times New Roman" w:cs="Times New Roman"/>
-                <w:sz w:val="24"/>
-                <w:szCs w:val="24"/>
-              </w:rPr>
-            </w:pPr>
-            <w:r>
-              <w:rPr>
-                <w:rFonts w:ascii="Times New Roman" w:eastAsia="Times New Roman" w:hAnsi="Times New Roman" w:cs="Times New Roman"/>
-                <w:sz w:val="24"/>
-                <w:szCs w:val="24"/>
-              </w:rPr>
-              <w:t>Desarrollo de las interfaces gráficas (Vista) e integración MVC</w:t>
-            </w:r>
-          </w:p>
-        </w:tc>
-        <w:tc>
-          <w:tcPr>
-            <w:tcW w:w="1559" w:type="dxa"/>
-          </w:tcPr>
-          <w:p>
-            <w:pPr>
-              <w:tabs>
-                <w:tab w:val="left" w:pos="284"/>
-                <w:tab w:val="left" w:pos="567"/>
-                <w:tab w:val="center" w:pos="4252"/>
-                <w:tab w:val="left" w:pos="6700"/>
-              </w:tabs>
-              <w:ind w:left="0" w:firstLine="0"/>
-              <w:jc w:val="both"/>
-              <w:cnfStyle w:val="000000000000" w:firstRow="0" w:lastRow="0" w:firstColumn="0" w:lastColumn="0" w:oddVBand="0" w:evenVBand="0" w:oddHBand="0" w:evenHBand="0" w:firstRowFirstColumn="0" w:firstRowLastColumn="0" w:lastRowFirstColumn="0" w:lastRowLastColumn="0"/>
-              <w:rPr>
-                <w:rFonts w:ascii="Times New Roman" w:eastAsia="Times New Roman" w:hAnsi="Times New Roman" w:cs="Times New Roman"/>
-                <w:b/>
-                <w:bCs/>
-                <w:color w:val="000000"/>
-                <w:sz w:val="24"/>
-                <w:szCs w:val="24"/>
-              </w:rPr>
-            </w:pPr>
-            <w:r>
-              <w:rPr>
-                <w:rFonts w:ascii="Times New Roman" w:eastAsia="Times New Roman" w:hAnsi="Times New Roman" w:cs="Times New Roman"/>
-                <w:b/>
-                <w:bCs/>
-                <w:color w:val="000000"/>
-                <w:sz w:val="24"/>
-                <w:szCs w:val="24"/>
-              </w:rPr>
-              <w:t>2 semanas</w:t>
-            </w:r>
-          </w:p>
-        </w:tc>
-        <w:tc>
-          <w:tcPr>
-            <w:tcW w:w="2127" w:type="dxa"/>
-          </w:tcPr>
-          <w:p>
-            <w:pPr>
-              <w:tabs>
-                <w:tab w:val="left" w:pos="284"/>
-                <w:tab w:val="left" w:pos="567"/>
-                <w:tab w:val="center" w:pos="4252"/>
-                <w:tab w:val="left" w:pos="6700"/>
-              </w:tabs>
-              <w:ind w:left="0" w:firstLine="0"/>
-              <w:jc w:val="both"/>
-              <w:cnfStyle w:val="000000000000" w:firstRow="0" w:lastRow="0" w:firstColumn="0" w:lastColumn="0" w:oddVBand="0" w:evenVBand="0" w:oddHBand="0" w:evenHBand="0" w:firstRowFirstColumn="0" w:firstRowLastColumn="0" w:lastRowFirstColumn="0" w:lastRowLastColumn="0"/>
-              <w:rPr>
-                <w:rFonts w:ascii="Times New Roman" w:eastAsia="Times New Roman" w:hAnsi="Times New Roman" w:cs="Times New Roman"/>
-                <w:b/>
-                <w:bCs/>
-                <w:color w:val="000000"/>
-                <w:sz w:val="24"/>
-                <w:szCs w:val="24"/>
-              </w:rPr>
-            </w:pPr>
-            <w:r>
-              <w:rPr>
-                <w:rFonts w:ascii="Times New Roman" w:eastAsia="Times New Roman" w:hAnsi="Times New Roman" w:cs="Times New Roman"/>
-                <w:sz w:val="20"/>
-                <w:szCs w:val="20"/>
-              </w:rPr>
-              <w:t>15/05/2026</w:t>
-            </w:r>
-          </w:p>
-        </w:tc>
-        <w:tc>
-          <w:tcPr>
-            <w:tcW w:w="2551" w:type="dxa"/>
-          </w:tcPr>
-          <w:p>
-            <w:pPr>
-              <w:tabs>
-                <w:tab w:val="left" w:pos="284"/>
-                <w:tab w:val="left" w:pos="567"/>
-                <w:tab w:val="center" w:pos="4252"/>
-                <w:tab w:val="left" w:pos="6700"/>
-              </w:tabs>
-              <w:ind w:left="0" w:firstLine="0"/>
-              <w:jc w:val="both"/>
-              <w:cnfStyle w:val="000000000000" w:firstRow="0" w:lastRow="0" w:firstColumn="0" w:lastColumn="0" w:oddVBand="0" w:evenVBand="0" w:oddHBand="0" w:evenHBand="0" w:firstRowFirstColumn="0" w:firstRowLastColumn="0" w:lastRowFirstColumn="0" w:lastRowLastColumn="0"/>
-              <w:rPr>
-                <w:rFonts w:ascii="Times New Roman" w:eastAsia="Times New Roman" w:hAnsi="Times New Roman" w:cs="Times New Roman"/>
-                <w:b/>
-                <w:bCs/>
-                <w:color w:val="000000"/>
-                <w:sz w:val="24"/>
-                <w:szCs w:val="24"/>
-              </w:rPr>
-            </w:pPr>
-            <w:r>
-              <w:rPr>
-                <w:rFonts w:ascii="Times New Roman" w:eastAsia="Times New Roman" w:hAnsi="Times New Roman" w:cs="Times New Roman"/>
-                <w:sz w:val="20"/>
-                <w:szCs w:val="20"/>
-              </w:rPr>
-              <w:t>28/05/2026</w:t>
-            </w:r>
-          </w:p>
-        </w:tc>
-      </w:tr>
-      <w:tr>
-        <w:trPr>
-          <w:cnfStyle w:val="000000100000" w:firstRow="0" w:lastRow="0" w:firstColumn="0" w:lastColumn="0" w:oddVBand="0" w:evenVBand="0" w:oddHBand="1" w:evenHBand="0" w:firstRowFirstColumn="0" w:firstRowLastColumn="0" w:lastRowFirstColumn="0" w:lastRowLastColumn="0"/>
-          <w:trHeight w:val="553"/>
-        </w:trPr>
-        <w:tc>
-          <w:tcPr>
-            <w:cnfStyle w:val="001000000000" w:firstRow="0" w:lastRow="0" w:firstColumn="1" w:lastColumn="0" w:oddVBand="0" w:evenVBand="0" w:oddHBand="0" w:evenHBand="0" w:firstRowFirstColumn="0" w:firstRowLastColumn="0" w:lastRowFirstColumn="0" w:lastRowLastColumn="0"/>
-            <w:tcW w:w="2410" w:type="dxa"/>
-          </w:tcPr>
-          <w:p>
-            <w:pPr>
-              <w:tabs>
-                <w:tab w:val="left" w:pos="284"/>
-                <w:tab w:val="left" w:pos="567"/>
-                <w:tab w:val="center" w:pos="4252"/>
-                <w:tab w:val="left" w:pos="6700"/>
-              </w:tabs>
-              <w:ind w:left="0" w:firstLine="0"/>
-              <w:rPr>
-                <w:rFonts w:ascii="Times New Roman" w:eastAsia="Times New Roman" w:hAnsi="Times New Roman" w:cs="Times New Roman"/>
-                <w:color w:val="000000"/>
-                <w:sz w:val="24"/>
-                <w:szCs w:val="24"/>
-              </w:rPr>
-            </w:pPr>
-            <w:r>
-              <w:rPr>
-                <w:rFonts w:ascii="Times New Roman" w:eastAsia="Times New Roman" w:hAnsi="Times New Roman" w:cs="Times New Roman"/>
-                <w:sz w:val="24"/>
-                <w:szCs w:val="24"/>
-              </w:rPr>
-              <w:t>Fase 4 Verificación del software</w:t>
-            </w:r>
-          </w:p>
-        </w:tc>
-        <w:tc>
-          <w:tcPr>
-            <w:tcW w:w="2268" w:type="dxa"/>
-          </w:tcPr>
-          <w:p>
-            <w:pPr>
-              <w:tabs>
-                <w:tab w:val="left" w:pos="284"/>
-                <w:tab w:val="left" w:pos="567"/>
-                <w:tab w:val="center" w:pos="4252"/>
-                <w:tab w:val="left" w:pos="6700"/>
-              </w:tabs>
-              <w:ind w:left="0" w:firstLine="0"/>
-              <w:cnfStyle w:val="000000100000" w:firstRow="0" w:lastRow="0" w:firstColumn="0" w:lastColumn="0" w:oddVBand="0" w:evenVBand="0" w:oddHBand="1" w:evenHBand="0" w:firstRowFirstColumn="0" w:firstRowLastColumn="0" w:lastRowFirstColumn="0" w:lastRowLastColumn="0"/>
-              <w:rPr>
-                <w:rFonts w:ascii="Times New Roman" w:eastAsia="Times New Roman" w:hAnsi="Times New Roman" w:cs="Times New Roman"/>
-                <w:sz w:val="24"/>
-                <w:szCs w:val="24"/>
-              </w:rPr>
-            </w:pPr>
-            <w:r>
-              <w:rPr>
-                <w:rFonts w:ascii="Times New Roman" w:eastAsia="Times New Roman" w:hAnsi="Times New Roman" w:cs="Times New Roman"/>
-                <w:sz w:val="24"/>
-                <w:szCs w:val="24"/>
-              </w:rPr>
-              <w:t>Pruebas de aceptación de usuario (UAT) y corrección de defectos</w:t>
-            </w:r>
-          </w:p>
-        </w:tc>
-        <w:tc>
-          <w:tcPr>
-            <w:tcW w:w="1559" w:type="dxa"/>
-          </w:tcPr>
-          <w:p>
-            <w:pPr>
-              <w:tabs>
-                <w:tab w:val="left" w:pos="284"/>
-                <w:tab w:val="left" w:pos="567"/>
-                <w:tab w:val="center" w:pos="4252"/>
-                <w:tab w:val="left" w:pos="6700"/>
-              </w:tabs>
-              <w:ind w:left="0" w:firstLine="0"/>
-              <w:jc w:val="both"/>
-              <w:cnfStyle w:val="000000100000" w:firstRow="0" w:lastRow="0" w:firstColumn="0" w:lastColumn="0" w:oddVBand="0" w:evenVBand="0" w:oddHBand="1" w:evenHBand="0" w:firstRowFirstColumn="0" w:firstRowLastColumn="0" w:lastRowFirstColumn="0" w:lastRowLastColumn="0"/>
-              <w:rPr>
-                <w:rFonts w:ascii="Times New Roman" w:eastAsia="Times New Roman" w:hAnsi="Times New Roman" w:cs="Times New Roman"/>
-                <w:b/>
-                <w:bCs/>
-                <w:color w:val="000000"/>
-                <w:sz w:val="24"/>
-                <w:szCs w:val="24"/>
-              </w:rPr>
-            </w:pPr>
-            <w:r>
-              <w:rPr>
-                <w:rFonts w:ascii="Times New Roman" w:eastAsia="Times New Roman" w:hAnsi="Times New Roman" w:cs="Times New Roman"/>
-                <w:b/>
-                <w:bCs/>
-                <w:color w:val="000000"/>
-                <w:sz w:val="24"/>
-                <w:szCs w:val="24"/>
-              </w:rPr>
-              <w:t>1 semana</w:t>
-            </w:r>
-          </w:p>
-        </w:tc>
-        <w:tc>
-          <w:tcPr>
-            <w:tcW w:w="2127" w:type="dxa"/>
-          </w:tcPr>
-          <w:p>
-            <w:pPr>
-              <w:tabs>
-                <w:tab w:val="left" w:pos="284"/>
-                <w:tab w:val="left" w:pos="567"/>
-                <w:tab w:val="center" w:pos="4252"/>
-                <w:tab w:val="left" w:pos="6700"/>
-              </w:tabs>
-              <w:ind w:left="0" w:firstLine="0"/>
-              <w:jc w:val="both"/>
-              <w:cnfStyle w:val="000000100000" w:firstRow="0" w:lastRow="0" w:firstColumn="0" w:lastColumn="0" w:oddVBand="0" w:evenVBand="0" w:oddHBand="1" w:evenHBand="0" w:firstRowFirstColumn="0" w:firstRowLastColumn="0" w:lastRowFirstColumn="0" w:lastRowLastColumn="0"/>
-              <w:rPr>
-                <w:rFonts w:ascii="Times New Roman" w:eastAsia="Times New Roman" w:hAnsi="Times New Roman" w:cs="Times New Roman"/>
-                <w:b/>
-                <w:bCs/>
-                <w:color w:val="000000"/>
-                <w:sz w:val="24"/>
-                <w:szCs w:val="24"/>
-              </w:rPr>
-            </w:pPr>
-            <w:r>
-              <w:rPr>
-                <w:rFonts w:ascii="Times New Roman" w:eastAsia="Times New Roman" w:hAnsi="Times New Roman" w:cs="Times New Roman"/>
-                <w:sz w:val="20"/>
-                <w:szCs w:val="20"/>
-              </w:rPr>
-              <w:t>28/05/2026</w:t>
-            </w:r>
-          </w:p>
-        </w:tc>
-        <w:tc>
-          <w:tcPr>
-            <w:tcW w:w="2551" w:type="dxa"/>
-          </w:tcPr>
-          <w:p>
-            <w:pPr>
-              <w:tabs>
-                <w:tab w:val="left" w:pos="284"/>
-                <w:tab w:val="left" w:pos="567"/>
-                <w:tab w:val="center" w:pos="4252"/>
-                <w:tab w:val="left" w:pos="6700"/>
-              </w:tabs>
-              <w:ind w:left="0" w:firstLine="0"/>
-              <w:jc w:val="both"/>
-              <w:cnfStyle w:val="000000100000" w:firstRow="0" w:lastRow="0" w:firstColumn="0" w:lastColumn="0" w:oddVBand="0" w:evenVBand="0" w:oddHBand="1" w:evenHBand="0" w:firstRowFirstColumn="0" w:firstRowLastColumn="0" w:lastRowFirstColumn="0" w:lastRowLastColumn="0"/>
-              <w:rPr>
-                <w:rFonts w:ascii="Times New Roman" w:eastAsia="Times New Roman" w:hAnsi="Times New Roman" w:cs="Times New Roman"/>
-                <w:b/>
-                <w:bCs/>
-                <w:color w:val="000000"/>
-                <w:sz w:val="24"/>
-                <w:szCs w:val="24"/>
-              </w:rPr>
-            </w:pPr>
-            <w:r>
-              <w:rPr>
-                <w:rFonts w:ascii="Times New Roman" w:eastAsia="Times New Roman" w:hAnsi="Times New Roman" w:cs="Times New Roman"/>
-                <w:sz w:val="20"/>
-                <w:szCs w:val="20"/>
-              </w:rPr>
-              <w:t>04/06/2026</w:t>
-            </w:r>
-          </w:p>
-        </w:tc>
-      </w:tr>
-      <w:tr>
-        <w:trPr>
-          <w:trHeight w:val="553"/>
-        </w:trPr>
-        <w:tc>
-          <w:tcPr>
-            <w:cnfStyle w:val="001000000000" w:firstRow="0" w:lastRow="0" w:firstColumn="1" w:lastColumn="0" w:oddVBand="0" w:evenVBand="0" w:oddHBand="0" w:evenHBand="0" w:firstRowFirstColumn="0" w:firstRowLastColumn="0" w:lastRowFirstColumn="0" w:lastRowLastColumn="0"/>
-            <w:tcW w:w="2410" w:type="dxa"/>
-          </w:tcPr>
-          <w:p>
-            <w:pPr>
-              <w:tabs>
-                <w:tab w:val="left" w:pos="284"/>
-                <w:tab w:val="left" w:pos="567"/>
-                <w:tab w:val="center" w:pos="4252"/>
-                <w:tab w:val="left" w:pos="6700"/>
-              </w:tabs>
-              <w:ind w:left="0" w:firstLine="0"/>
-              <w:rPr>
-                <w:rFonts w:ascii="Times New Roman" w:eastAsia="Times New Roman" w:hAnsi="Times New Roman" w:cs="Times New Roman"/>
-                <w:color w:val="000000"/>
-                <w:sz w:val="24"/>
-                <w:szCs w:val="24"/>
-              </w:rPr>
-            </w:pPr>
-            <w:r>
-              <w:rPr>
-                <w:rFonts w:ascii="Times New Roman" w:eastAsia="Times New Roman" w:hAnsi="Times New Roman" w:cs="Times New Roman"/>
-                <w:sz w:val="24"/>
-                <w:szCs w:val="24"/>
-              </w:rPr>
-              <w:t>Fase 5 Implementación y cierre</w:t>
-            </w:r>
-          </w:p>
-        </w:tc>
-        <w:tc>
-          <w:tcPr>
-            <w:tcW w:w="2268" w:type="dxa"/>
-          </w:tcPr>
-          <w:p>
-            <w:pPr>
-              <w:tabs>
-                <w:tab w:val="left" w:pos="284"/>
-                <w:tab w:val="left" w:pos="567"/>
-                <w:tab w:val="center" w:pos="4252"/>
-                <w:tab w:val="left" w:pos="6700"/>
-              </w:tabs>
-              <w:ind w:left="0" w:firstLine="0"/>
-              <w:cnfStyle w:val="000000000000" w:firstRow="0" w:lastRow="0" w:firstColumn="0" w:lastColumn="0" w:oddVBand="0" w:evenVBand="0" w:oddHBand="0" w:evenHBand="0" w:firstRowFirstColumn="0" w:firstRowLastColumn="0" w:lastRowFirstColumn="0" w:lastRowLastColumn="0"/>
-              <w:rPr>
-                <w:rFonts w:ascii="Times New Roman" w:eastAsia="Times New Roman" w:hAnsi="Times New Roman" w:cs="Times New Roman"/>
-                <w:sz w:val="24"/>
-                <w:szCs w:val="24"/>
-              </w:rPr>
-            </w:pPr>
-            <w:r>
-              <w:rPr>
-                <w:rFonts w:ascii="Times New Roman" w:eastAsia="Times New Roman" w:hAnsi="Times New Roman" w:cs="Times New Roman"/>
-                <w:sz w:val="24"/>
-                <w:szCs w:val="24"/>
-              </w:rPr>
-              <w:t>Instalación del sistema, capacitación del personal y elaboración de manuales</w:t>
-            </w:r>
-          </w:p>
-        </w:tc>
-        <w:tc>
-          <w:tcPr>
-            <w:tcW w:w="1559" w:type="dxa"/>
-          </w:tcPr>
-          <w:p>
-            <w:pPr>
-              <w:tabs>
-                <w:tab w:val="left" w:pos="284"/>
-                <w:tab w:val="left" w:pos="567"/>
-                <w:tab w:val="center" w:pos="4252"/>
-                <w:tab w:val="left" w:pos="6700"/>
-              </w:tabs>
-              <w:ind w:left="0" w:firstLine="0"/>
-              <w:jc w:val="both"/>
-              <w:cnfStyle w:val="000000000000" w:firstRow="0" w:lastRow="0" w:firstColumn="0" w:lastColumn="0" w:oddVBand="0" w:evenVBand="0" w:oddHBand="0" w:evenHBand="0" w:firstRowFirstColumn="0" w:firstRowLastColumn="0" w:lastRowFirstColumn="0" w:lastRowLastColumn="0"/>
-              <w:rPr>
-                <w:rFonts w:ascii="Times New Roman" w:eastAsia="Times New Roman" w:hAnsi="Times New Roman" w:cs="Times New Roman"/>
-                <w:b/>
-                <w:bCs/>
-                <w:color w:val="000000"/>
-                <w:sz w:val="24"/>
-                <w:szCs w:val="24"/>
-              </w:rPr>
-            </w:pPr>
-            <w:r>
-              <w:rPr>
-                <w:rFonts w:ascii="Times New Roman" w:eastAsia="Times New Roman" w:hAnsi="Times New Roman" w:cs="Times New Roman"/>
-                <w:b/>
-                <w:bCs/>
-                <w:color w:val="000000"/>
-                <w:sz w:val="24"/>
-                <w:szCs w:val="24"/>
-              </w:rPr>
-              <w:t>1 semana</w:t>
-            </w:r>
-          </w:p>
-        </w:tc>
-        <w:tc>
-          <w:tcPr>
-            <w:tcW w:w="2127" w:type="dxa"/>
-          </w:tcPr>
-          <w:p>
-            <w:pPr>
-              <w:tabs>
-                <w:tab w:val="left" w:pos="284"/>
-                <w:tab w:val="left" w:pos="567"/>
-                <w:tab w:val="center" w:pos="4252"/>
-                <w:tab w:val="left" w:pos="6700"/>
-              </w:tabs>
-              <w:ind w:left="0" w:firstLine="0"/>
-              <w:jc w:val="both"/>
-              <w:cnfStyle w:val="000000000000" w:firstRow="0" w:lastRow="0" w:firstColumn="0" w:lastColumn="0" w:oddVBand="0" w:evenVBand="0" w:oddHBand="0" w:evenHBand="0" w:firstRowFirstColumn="0" w:firstRowLastColumn="0" w:lastRowFirstColumn="0" w:lastRowLastColumn="0"/>
-              <w:rPr>
-                <w:rFonts w:ascii="Times New Roman" w:eastAsia="Times New Roman" w:hAnsi="Times New Roman" w:cs="Times New Roman"/>
-                <w:b/>
-                <w:bCs/>
-                <w:color w:val="000000"/>
-                <w:sz w:val="24"/>
-                <w:szCs w:val="24"/>
-              </w:rPr>
-            </w:pPr>
-            <w:r>
-              <w:rPr>
-                <w:rFonts w:ascii="Times New Roman" w:eastAsia="Times New Roman" w:hAnsi="Times New Roman" w:cs="Times New Roman"/>
-                <w:sz w:val="20"/>
-                <w:szCs w:val="20"/>
-              </w:rPr>
-              <w:t>04/06/2026</w:t>
-            </w:r>
-          </w:p>
-        </w:tc>
-        <w:tc>
-          <w:tcPr>
-            <w:tcW w:w="2551" w:type="dxa"/>
-          </w:tcPr>
-          <w:p>
-            <w:pPr>
-              <w:tabs>
-                <w:tab w:val="left" w:pos="284"/>
-                <w:tab w:val="left" w:pos="567"/>
-                <w:tab w:val="center" w:pos="4252"/>
-                <w:tab w:val="left" w:pos="6700"/>
-              </w:tabs>
-              <w:ind w:left="0" w:firstLine="0"/>
-              <w:jc w:val="both"/>
-              <w:cnfStyle w:val="000000000000" w:firstRow="0" w:lastRow="0" w:firstColumn="0" w:lastColumn="0" w:oddVBand="0" w:evenVBand="0" w:oddHBand="0" w:evenHBand="0" w:firstRowFirstColumn="0" w:firstRowLastColumn="0" w:lastRowFirstColumn="0" w:lastRowLastColumn="0"/>
-              <w:rPr>
-                <w:rFonts w:ascii="Times New Roman" w:eastAsia="Times New Roman" w:hAnsi="Times New Roman" w:cs="Times New Roman"/>
-                <w:b/>
-                <w:bCs/>
-                <w:color w:val="000000"/>
-                <w:sz w:val="24"/>
-                <w:szCs w:val="24"/>
-              </w:rPr>
-            </w:pPr>
-            <w:r>
-              <w:rPr>
-                <w:rFonts w:ascii="Times New Roman" w:eastAsia="Times New Roman" w:hAnsi="Times New Roman" w:cs="Times New Roman"/>
-                <w:sz w:val="20"/>
-                <w:szCs w:val="20"/>
-              </w:rPr>
-              <w:t>11/06/2026</w:t>
-            </w:r>
-          </w:p>
-        </w:tc>
-      </w:tr>
-    </w:tbl>
-    <w:p/>
-    <w:p/>
-    <w:p>
-      <w:pPr>
-        <w:pStyle w:val="Ttulo1"/>
-      </w:pPr>
-      <w:bookmarkStart w:id="39" w:name="_Toc229824368"/>
-      <w:r>
-        <w:lastRenderedPageBreak/>
-        <w:t>Capítulo IV</w:t>
-      </w:r>
-      <w:bookmarkEnd w:id="39"/>
-    </w:p>
-    <w:p>
-      <w:pPr>
-        <w:pStyle w:val="Ttulo2"/>
-        <w:ind w:left="0" w:firstLine="0"/>
-        <w:rPr>
-          <w:szCs w:val="48"/>
-        </w:rPr>
-      </w:pPr>
-      <w:bookmarkStart w:id="40" w:name="_Toc229824369"/>
-      <w:r>
-        <w:t>4. Resultados</w:t>
-      </w:r>
-      <w:bookmarkEnd w:id="40"/>
-      <w:r>
-        <w:t xml:space="preserve"> </w:t>
-      </w:r>
-    </w:p>
-    <w:p>
-      <w:pPr>
-        <w:tabs>
-          <w:tab w:val="left" w:pos="284"/>
-          <w:tab w:val="left" w:pos="567"/>
-          <w:tab w:val="center" w:pos="4252"/>
-          <w:tab w:val="left" w:pos="6700"/>
-        </w:tabs>
-        <w:rPr>
-          <w:rFonts w:ascii="Times New Roman" w:eastAsia="Times New Roman" w:hAnsi="Times New Roman" w:cs="Times New Roman"/>
-          <w:color w:val="000000"/>
-          <w:sz w:val="24"/>
-          <w:szCs w:val="24"/>
-        </w:rPr>
-      </w:pPr>
-      <w:r>
-        <w:rPr>
-          <w:rFonts w:ascii="Times New Roman" w:eastAsia="Times New Roman" w:hAnsi="Times New Roman" w:cs="Times New Roman"/>
-          <w:color w:val="000000"/>
-          <w:sz w:val="24"/>
-          <w:szCs w:val="24"/>
-        </w:rPr>
-        <w:t xml:space="preserve">La investigación presentó resultados organizados en las cinco etapas del proyecto, basados en el análisis cualitativo de los procesos operativos de CineComfenalco y en el desarrollo gradual del sistema de software. </w:t>
-      </w:r>
-    </w:p>
-    <w:p>
-      <w:pPr>
-        <w:tabs>
-          <w:tab w:val="left" w:pos="284"/>
-          <w:tab w:val="left" w:pos="567"/>
-          <w:tab w:val="center" w:pos="4252"/>
-          <w:tab w:val="left" w:pos="6700"/>
-        </w:tabs>
-        <w:rPr>
-          <w:rFonts w:ascii="Times New Roman" w:eastAsia="Times New Roman" w:hAnsi="Times New Roman" w:cs="Times New Roman"/>
-          <w:color w:val="000000"/>
-          <w:sz w:val="24"/>
-          <w:szCs w:val="24"/>
-        </w:rPr>
-      </w:pPr>
-      <w:r>
-        <w:rPr>
-          <w:rFonts w:ascii="Times New Roman" w:eastAsia="Times New Roman" w:hAnsi="Times New Roman" w:cs="Times New Roman"/>
-          <w:color w:val="000000"/>
-          <w:sz w:val="24"/>
-          <w:szCs w:val="24"/>
-        </w:rPr>
-        <w:t xml:space="preserve">En la etapa de análisis, la observación directa registrada en el Anexo 1 permitió verificar que los registros de venta se realizan manualmente, lo que provoca desorganización en la información, pérdida de datos y retrasos en la atención al cliente. Con base en esta evidencia y en la identificación de los actores del sistema, se levantaron veintiuna (21) historias de usuario funcionales, distribuidas en tres módulos: boletería, cafetería y reportes, para dos perfiles de usuario: taquillero y administrador. Estas historias, documentadas en el Anexo 3, formaron la especificación de requerimientos sobre la que se estructuraron las fases siguientes. </w:t>
-      </w:r>
-    </w:p>
-    <w:p>
-      <w:pPr>
-        <w:tabs>
-          <w:tab w:val="left" w:pos="284"/>
-          <w:tab w:val="left" w:pos="567"/>
-          <w:tab w:val="center" w:pos="4252"/>
-          <w:tab w:val="left" w:pos="6700"/>
-        </w:tabs>
-        <w:rPr>
-          <w:rFonts w:ascii="Times New Roman" w:eastAsia="Times New Roman" w:hAnsi="Times New Roman" w:cs="Times New Roman"/>
-          <w:color w:val="000000"/>
-          <w:sz w:val="24"/>
-          <w:szCs w:val="24"/>
-        </w:rPr>
-      </w:pPr>
-      <w:r>
-        <w:rPr>
-          <w:rFonts w:ascii="Times New Roman" w:eastAsia="Times New Roman" w:hAnsi="Times New Roman" w:cs="Times New Roman"/>
-          <w:color w:val="000000"/>
-          <w:sz w:val="24"/>
-          <w:szCs w:val="24"/>
-        </w:rPr>
-        <w:t xml:space="preserve">En la etapa de diseño, se creó el diagrama de clases del sistema (Anexo 4), organizado en dos paquetes: controller, que incluye la clase AppController como núcleo coordinador del sistema, y model, que agrupa las clases de dominio del negocio. Además, se definieron los wireframes de las interfaces principales (Anexo 5), como el menú principal y el menú de cafetería, estableciendo la estructura visual del sistema bajo el patrón MVC. </w:t>
-      </w:r>
-    </w:p>
-    <w:p>
-      <w:pPr>
-        <w:tabs>
-          <w:tab w:val="left" w:pos="284"/>
-          <w:tab w:val="left" w:pos="567"/>
-          <w:tab w:val="center" w:pos="4252"/>
-          <w:tab w:val="left" w:pos="6700"/>
-        </w:tabs>
-        <w:rPr>
-          <w:rFonts w:ascii="Times New Roman" w:eastAsia="Times New Roman" w:hAnsi="Times New Roman" w:cs="Times New Roman"/>
-          <w:color w:val="000000"/>
-          <w:sz w:val="24"/>
-          <w:szCs w:val="24"/>
-        </w:rPr>
-      </w:pPr>
-    </w:p>
-    <w:p>
-      <w:pPr>
-        <w:tabs>
-          <w:tab w:val="left" w:pos="284"/>
-          <w:tab w:val="left" w:pos="567"/>
-          <w:tab w:val="center" w:pos="4252"/>
-          <w:tab w:val="left" w:pos="6700"/>
-        </w:tabs>
-        <w:rPr>
-          <w:rFonts w:ascii="Times New Roman" w:eastAsia="Times New Roman" w:hAnsi="Times New Roman" w:cs="Times New Roman"/>
-          <w:color w:val="000000"/>
-          <w:sz w:val="24"/>
-          <w:szCs w:val="24"/>
-        </w:rPr>
-      </w:pPr>
-      <w:r>
-        <w:rPr>
-          <w:rFonts w:ascii="Times New Roman" w:eastAsia="Times New Roman" w:hAnsi="Times New Roman" w:cs="Times New Roman"/>
-          <w:color w:val="000000"/>
-          <w:sz w:val="24"/>
-          <w:szCs w:val="24"/>
-        </w:rPr>
-        <w:lastRenderedPageBreak/>
-        <w:t>En la etapa de codificación, se desarrolló el sistema en Java aplicando los principios de la POO descritos por Deitel y Deitel (2016) y la arquitectura MVC documentada por Rodríguez (2012), integrando las capas Modelo, Vista y Controlador de acuerdo a los diseños establecidos. Cada una de las veintiuna historias de usuario fue convertida en funcionalidades concretas del software.</w:t>
-      </w:r>
-    </w:p>
-    <w:p>
-      <w:pPr>
-        <w:tabs>
-          <w:tab w:val="left" w:pos="284"/>
-          <w:tab w:val="left" w:pos="567"/>
-          <w:tab w:val="center" w:pos="4252"/>
-          <w:tab w:val="left" w:pos="6700"/>
-        </w:tabs>
-        <w:rPr>
-          <w:rFonts w:ascii="Times New Roman" w:eastAsia="Times New Roman" w:hAnsi="Times New Roman" w:cs="Times New Roman"/>
-          <w:color w:val="000000"/>
-          <w:sz w:val="24"/>
-          <w:szCs w:val="24"/>
-          <w:lang w:val="es-CO"/>
-        </w:rPr>
-      </w:pPr>
-      <w:r>
-        <w:rPr>
-          <w:rFonts w:ascii="Times New Roman" w:eastAsia="Times New Roman" w:hAnsi="Times New Roman" w:cs="Times New Roman"/>
-          <w:color w:val="000000"/>
-          <w:sz w:val="24"/>
-          <w:szCs w:val="24"/>
-          <w:lang w:val="es-CO"/>
-        </w:rPr>
-        <w:t>Durante la fase de verificación, se realizaron pruebas para cada requerimiento funcional, asegurando el correcto funcionamiento de los módulos de boletería, combos y reportes, prestando especial atención a las funciones críticas de venta de boletas, anulación y cierre de turno.</w:t>
-      </w:r>
-    </w:p>
-    <w:p>
-      <w:pPr>
-        <w:tabs>
-          <w:tab w:val="left" w:pos="284"/>
-          <w:tab w:val="left" w:pos="567"/>
-          <w:tab w:val="center" w:pos="4252"/>
-          <w:tab w:val="left" w:pos="6700"/>
-        </w:tabs>
-        <w:rPr>
-          <w:rFonts w:ascii="Times New Roman" w:eastAsia="Times New Roman" w:hAnsi="Times New Roman" w:cs="Times New Roman"/>
-          <w:color w:val="000000"/>
-          <w:sz w:val="24"/>
-          <w:szCs w:val="24"/>
-          <w:lang w:val="es-CO"/>
-        </w:rPr>
-      </w:pPr>
-      <w:r>
-        <w:rPr>
-          <w:rFonts w:ascii="Times New Roman" w:eastAsia="Times New Roman" w:hAnsi="Times New Roman" w:cs="Times New Roman"/>
-          <w:color w:val="000000"/>
-          <w:sz w:val="24"/>
-          <w:szCs w:val="24"/>
-          <w:lang w:val="es-CO"/>
-        </w:rPr>
-        <w:t>Finalmente, en la fase de implementación, se instaló el sistema y se entregó junto con la documentación técnica y de usuario correspondiente.</w:t>
-      </w:r>
-    </w:p>
-    <w:p>
-      <w:pPr>
-        <w:tabs>
-          <w:tab w:val="left" w:pos="284"/>
-          <w:tab w:val="left" w:pos="567"/>
-          <w:tab w:val="center" w:pos="4252"/>
-          <w:tab w:val="left" w:pos="6700"/>
-        </w:tabs>
-        <w:rPr>
-          <w:rFonts w:ascii="Times New Roman" w:eastAsia="Times New Roman" w:hAnsi="Times New Roman" w:cs="Times New Roman"/>
-          <w:color w:val="000000"/>
-          <w:sz w:val="24"/>
-          <w:szCs w:val="24"/>
-          <w:lang w:val="es-CO"/>
-        </w:rPr>
-      </w:pPr>
-    </w:p>
-    <w:p>
-      <w:pPr>
-        <w:tabs>
-          <w:tab w:val="left" w:pos="284"/>
-          <w:tab w:val="left" w:pos="567"/>
-          <w:tab w:val="center" w:pos="4252"/>
-          <w:tab w:val="left" w:pos="6700"/>
-        </w:tabs>
-        <w:rPr>
-          <w:rFonts w:ascii="Times New Roman" w:eastAsia="Times New Roman" w:hAnsi="Times New Roman" w:cs="Times New Roman"/>
-          <w:color w:val="000000"/>
-          <w:sz w:val="24"/>
-          <w:szCs w:val="24"/>
-          <w:lang w:val="es-CO"/>
-        </w:rPr>
-      </w:pPr>
-    </w:p>
-    <w:p>
-      <w:pPr>
-        <w:tabs>
-          <w:tab w:val="left" w:pos="284"/>
-          <w:tab w:val="left" w:pos="567"/>
-          <w:tab w:val="center" w:pos="4252"/>
-          <w:tab w:val="left" w:pos="6700"/>
-        </w:tabs>
-        <w:rPr>
-          <w:rFonts w:ascii="Times New Roman" w:eastAsia="Times New Roman" w:hAnsi="Times New Roman" w:cs="Times New Roman"/>
-          <w:color w:val="000000"/>
-          <w:sz w:val="24"/>
-          <w:szCs w:val="24"/>
-          <w:lang w:val="es-CO"/>
-        </w:rPr>
-      </w:pPr>
-    </w:p>
-    <w:p>
-      <w:pPr>
-        <w:tabs>
-          <w:tab w:val="left" w:pos="284"/>
-          <w:tab w:val="left" w:pos="567"/>
-          <w:tab w:val="center" w:pos="4252"/>
-          <w:tab w:val="left" w:pos="6700"/>
-        </w:tabs>
-        <w:rPr>
-          <w:rFonts w:ascii="Times New Roman" w:eastAsia="Times New Roman" w:hAnsi="Times New Roman" w:cs="Times New Roman"/>
-          <w:color w:val="000000"/>
-          <w:sz w:val="24"/>
-          <w:szCs w:val="24"/>
-          <w:lang w:val="es-CO"/>
-        </w:rPr>
-      </w:pPr>
-    </w:p>
-    <w:p>
-      <w:pPr>
-        <w:tabs>
-          <w:tab w:val="left" w:pos="284"/>
-          <w:tab w:val="left" w:pos="567"/>
-          <w:tab w:val="center" w:pos="4252"/>
-          <w:tab w:val="left" w:pos="6700"/>
-        </w:tabs>
-        <w:rPr>
-          <w:rFonts w:ascii="Times New Roman" w:eastAsia="Times New Roman" w:hAnsi="Times New Roman" w:cs="Times New Roman"/>
-          <w:color w:val="000000"/>
-          <w:sz w:val="24"/>
-          <w:szCs w:val="24"/>
-          <w:lang w:val="es-CO"/>
-        </w:rPr>
-      </w:pPr>
-    </w:p>
-    <w:p>
-      <w:pPr>
-        <w:tabs>
-          <w:tab w:val="left" w:pos="284"/>
-          <w:tab w:val="left" w:pos="567"/>
-          <w:tab w:val="center" w:pos="4252"/>
-          <w:tab w:val="left" w:pos="6700"/>
-        </w:tabs>
-        <w:rPr>
-          <w:rFonts w:ascii="Times New Roman" w:eastAsia="Times New Roman" w:hAnsi="Times New Roman" w:cs="Times New Roman"/>
-          <w:color w:val="000000"/>
-          <w:sz w:val="24"/>
-          <w:szCs w:val="24"/>
-          <w:lang w:val="es-CO"/>
-        </w:rPr>
-      </w:pPr>
-    </w:p>
-    <w:p>
-      <w:pPr>
-        <w:tabs>
-          <w:tab w:val="left" w:pos="284"/>
-          <w:tab w:val="left" w:pos="567"/>
-          <w:tab w:val="center" w:pos="4252"/>
-          <w:tab w:val="left" w:pos="6700"/>
-        </w:tabs>
-        <w:rPr>
-          <w:rFonts w:ascii="Times New Roman" w:eastAsia="Times New Roman" w:hAnsi="Times New Roman" w:cs="Times New Roman"/>
-          <w:color w:val="000000"/>
-          <w:sz w:val="24"/>
-          <w:szCs w:val="24"/>
-          <w:lang w:val="es-CO"/>
-        </w:rPr>
-      </w:pPr>
-    </w:p>
-    <w:p>
-      <w:pPr>
-        <w:tabs>
-          <w:tab w:val="left" w:pos="284"/>
-          <w:tab w:val="left" w:pos="567"/>
-          <w:tab w:val="center" w:pos="4252"/>
-          <w:tab w:val="left" w:pos="6700"/>
-        </w:tabs>
-        <w:rPr>
-          <w:rFonts w:ascii="Times New Roman" w:eastAsia="Times New Roman" w:hAnsi="Times New Roman" w:cs="Times New Roman"/>
-          <w:color w:val="000000"/>
-          <w:sz w:val="24"/>
-          <w:szCs w:val="24"/>
-          <w:lang w:val="es-CO"/>
-        </w:rPr>
-      </w:pPr>
-    </w:p>
-    <w:p>
-      <w:pPr>
-        <w:tabs>
-          <w:tab w:val="left" w:pos="284"/>
-          <w:tab w:val="left" w:pos="567"/>
-          <w:tab w:val="center" w:pos="4252"/>
-          <w:tab w:val="left" w:pos="6700"/>
-        </w:tabs>
-        <w:spacing w:line="240" w:lineRule="auto"/>
-        <w:ind w:firstLine="0"/>
-        <w:rPr>
-          <w:rFonts w:ascii="Times New Roman" w:eastAsia="Times New Roman" w:hAnsi="Times New Roman" w:cs="Times New Roman"/>
-          <w:b/>
-          <w:bCs/>
-          <w:color w:val="000000"/>
-          <w:sz w:val="24"/>
-          <w:szCs w:val="24"/>
-        </w:rPr>
-      </w:pPr>
-    </w:p>
-    <w:p>
-      <w:pPr>
-        <w:pStyle w:val="Ttulo3"/>
-        <w:ind w:left="0" w:firstLine="0"/>
-      </w:pPr>
-      <w:bookmarkStart w:id="41" w:name="_Toc229824370"/>
-      <w:r>
-        <w:lastRenderedPageBreak/>
-        <w:t>4.1 Conclusiones</w:t>
-      </w:r>
-      <w:bookmarkEnd w:id="41"/>
-      <w:r>
-        <w:t xml:space="preserve"> </w:t>
-      </w:r>
-    </w:p>
-    <w:p>
-      <w:pPr>
-        <w:rPr>
-          <w:rFonts w:ascii="Times New Roman" w:eastAsia="Times New Roman" w:hAnsi="Times New Roman" w:cs="Times New Roman"/>
-          <w:sz w:val="24"/>
-          <w:szCs w:val="24"/>
-        </w:rPr>
-      </w:pPr>
-      <w:r>
-        <w:rPr>
-          <w:rFonts w:ascii="Times New Roman" w:eastAsia="Times New Roman" w:hAnsi="Times New Roman" w:cs="Times New Roman"/>
-          <w:sz w:val="24"/>
-          <w:szCs w:val="24"/>
-        </w:rPr>
-        <w:t>El desarrollo del proyecto cumplió con los cinco objetivos específicos establecidos, con los siguientes alcances.</w:t>
-      </w:r>
-    </w:p>
-    <w:p>
-      <w:pPr>
-        <w:rPr>
-          <w:rFonts w:ascii="Times New Roman" w:eastAsia="Times New Roman" w:hAnsi="Times New Roman" w:cs="Times New Roman"/>
-          <w:sz w:val="24"/>
-          <w:szCs w:val="24"/>
-        </w:rPr>
-      </w:pPr>
-      <w:r>
-        <w:rPr>
-          <w:rFonts w:ascii="Times New Roman" w:eastAsia="Times New Roman" w:hAnsi="Times New Roman" w:cs="Times New Roman"/>
-          <w:sz w:val="24"/>
-          <w:szCs w:val="24"/>
-        </w:rPr>
-        <w:t>Primero, el análisis de requerimientos permitió identificar y documentar veintiuna (21) historias de usuario funcionales organizadas en los módulos de boletería, cafetería y reportes, para los perfiles de taquillero y administrador. La observación directa y el análisis del contexto operativo de CineComfenalco confirmaron que la falta de integración entre procesos manuales es la principal causa de los errores de gestión y la baja eficiencia en la atención al cliente.</w:t>
-      </w:r>
-    </w:p>
-    <w:p>
-      <w:pPr>
-        <w:rPr>
-          <w:rFonts w:ascii="Times New Roman" w:eastAsia="Times New Roman" w:hAnsi="Times New Roman" w:cs="Times New Roman"/>
-          <w:sz w:val="24"/>
-          <w:szCs w:val="24"/>
-        </w:rPr>
-      </w:pPr>
-      <w:r>
-        <w:rPr>
-          <w:rFonts w:ascii="Times New Roman" w:eastAsia="Times New Roman" w:hAnsi="Times New Roman" w:cs="Times New Roman"/>
-          <w:sz w:val="24"/>
-          <w:szCs w:val="24"/>
-        </w:rPr>
-        <w:t>En segundo lugar, el diseño del sistema generó un diagrama de clases estructurado bajo el patrón MVC, con la clase AppController como eje del paquete controller y las entidades del dominio en el paquete model, además de los wireframes de las interfaces principales. Este diseño aseguró una arquitectura mantenible y escalable, de acuerdo con lo propuesto por Pressman (2010).</w:t>
-      </w:r>
-    </w:p>
-    <w:p>
-      <w:pPr>
-        <w:rPr>
-          <w:rFonts w:ascii="Times New Roman" w:eastAsia="Times New Roman" w:hAnsi="Times New Roman" w:cs="Times New Roman"/>
-          <w:sz w:val="24"/>
-          <w:szCs w:val="24"/>
-        </w:rPr>
-      </w:pPr>
-      <w:r>
-        <w:rPr>
-          <w:rFonts w:ascii="Times New Roman" w:eastAsia="Times New Roman" w:hAnsi="Times New Roman" w:cs="Times New Roman"/>
-          <w:sz w:val="24"/>
-          <w:szCs w:val="24"/>
-        </w:rPr>
-        <w:t>En tercer lugar, la codificación del software en Java concretó las veintiuna historias de usuario en funcionalidades operativas, aplicando los cuatro pilares de la POO (abstracción, encapsulación, herencia y polimorfismo) según Deitel y Deitel (2016), e integrando las capas del patrón MVC de manera coherente.</w:t>
-      </w:r>
-    </w:p>
-    <w:p>
-      <w:pPr>
-        <w:rPr>
-          <w:rFonts w:ascii="Times New Roman" w:eastAsia="Times New Roman" w:hAnsi="Times New Roman" w:cs="Times New Roman"/>
-          <w:sz w:val="24"/>
-          <w:szCs w:val="24"/>
-        </w:rPr>
-      </w:pPr>
-      <w:r>
-        <w:rPr>
-          <w:rFonts w:ascii="Times New Roman" w:eastAsia="Times New Roman" w:hAnsi="Times New Roman" w:cs="Times New Roman"/>
-          <w:sz w:val="24"/>
-          <w:szCs w:val="24"/>
-        </w:rPr>
-        <w:t>En cuarto lugar, la verificación del sistema mediante casos de prueba por requerimiento funcional confirmó el correcto funcionamiento de los módulos principales: venta de boletas con descuentos por tipo de cliente, registro y anulación de combos, y generación del reporte de cierre de turno exportable a archivo de texto.</w:t>
-      </w:r>
-    </w:p>
-    <w:p>
-      <w:pPr>
-        <w:rPr>
-          <w:rFonts w:ascii="Times New Roman" w:eastAsia="Times New Roman" w:hAnsi="Times New Roman" w:cs="Times New Roman"/>
-          <w:sz w:val="24"/>
-          <w:szCs w:val="24"/>
-        </w:rPr>
-      </w:pPr>
-      <w:r>
-        <w:rPr>
-          <w:rFonts w:ascii="Times New Roman" w:eastAsia="Times New Roman" w:hAnsi="Times New Roman" w:cs="Times New Roman"/>
-          <w:sz w:val="24"/>
-          <w:szCs w:val="24"/>
-        </w:rPr>
-        <w:lastRenderedPageBreak/>
-        <w:t>Por último, la implementación del sistema, junto con la entrega de manuales técnicos y de usuario, cierra el ciclo del proyecto y ofrece a CineComfenalco una solución concreta que elimina los procesos manuales, reduce los errores operativos y mejora la experiencia del cliente, respondiendo directamente a la pregunta problema que guió esta investigación.</w:t>
-      </w:r>
-    </w:p>
-    <w:p>
-      <w:pPr>
-        <w:ind w:left="0" w:firstLine="0"/>
-        <w:rPr>
-          <w:rFonts w:ascii="Times New Roman" w:eastAsia="Times New Roman" w:hAnsi="Times New Roman" w:cs="Times New Roman"/>
-          <w:sz w:val="24"/>
-          <w:szCs w:val="24"/>
-        </w:rPr>
-      </w:pPr>
-    </w:p>
-    <w:p>
-      <w:pPr>
-        <w:ind w:left="0" w:firstLine="0"/>
-        <w:rPr>
-          <w:rFonts w:ascii="Times New Roman" w:eastAsia="Times New Roman" w:hAnsi="Times New Roman" w:cs="Times New Roman"/>
-          <w:sz w:val="24"/>
-          <w:szCs w:val="24"/>
-        </w:rPr>
-      </w:pPr>
-    </w:p>
-    <w:p>
-      <w:pPr>
-        <w:ind w:left="0" w:firstLine="0"/>
-        <w:rPr>
-          <w:rFonts w:ascii="Times New Roman" w:eastAsia="Times New Roman" w:hAnsi="Times New Roman" w:cs="Times New Roman"/>
-          <w:sz w:val="24"/>
-          <w:szCs w:val="24"/>
-        </w:rPr>
-      </w:pPr>
-    </w:p>
-    <w:p>
-      <w:pPr>
-        <w:ind w:left="0" w:firstLine="0"/>
-        <w:rPr>
-          <w:rFonts w:ascii="Times New Roman" w:eastAsia="Times New Roman" w:hAnsi="Times New Roman" w:cs="Times New Roman"/>
-          <w:sz w:val="24"/>
-          <w:szCs w:val="24"/>
-        </w:rPr>
-      </w:pPr>
-    </w:p>
-    <w:p>
-      <w:pPr>
-        <w:ind w:left="0" w:firstLine="0"/>
-        <w:rPr>
-          <w:rFonts w:ascii="Times New Roman" w:eastAsia="Times New Roman" w:hAnsi="Times New Roman" w:cs="Times New Roman"/>
-          <w:sz w:val="24"/>
-          <w:szCs w:val="24"/>
-        </w:rPr>
-      </w:pPr>
-    </w:p>
-    <w:p>
-      <w:pPr>
-        <w:ind w:left="0" w:firstLine="0"/>
-        <w:rPr>
-          <w:rFonts w:ascii="Times New Roman" w:eastAsia="Times New Roman" w:hAnsi="Times New Roman" w:cs="Times New Roman"/>
-          <w:sz w:val="24"/>
-          <w:szCs w:val="24"/>
-        </w:rPr>
-      </w:pPr>
-    </w:p>
-    <w:p>
-      <w:pPr>
-        <w:ind w:left="0" w:firstLine="0"/>
-        <w:rPr>
-          <w:rFonts w:ascii="Times New Roman" w:eastAsia="Times New Roman" w:hAnsi="Times New Roman" w:cs="Times New Roman"/>
-          <w:sz w:val="24"/>
-          <w:szCs w:val="24"/>
-        </w:rPr>
-      </w:pPr>
-    </w:p>
-    <w:p>
-      <w:pPr>
-        <w:ind w:left="0" w:firstLine="0"/>
-        <w:rPr>
-          <w:rFonts w:ascii="Times New Roman" w:eastAsia="Times New Roman" w:hAnsi="Times New Roman" w:cs="Times New Roman"/>
-          <w:sz w:val="24"/>
-          <w:szCs w:val="24"/>
-        </w:rPr>
-      </w:pPr>
-    </w:p>
-    <w:p>
-      <w:pPr>
-        <w:ind w:left="0" w:firstLine="0"/>
-        <w:rPr>
-          <w:rFonts w:ascii="Times New Roman" w:eastAsia="Times New Roman" w:hAnsi="Times New Roman" w:cs="Times New Roman"/>
-          <w:sz w:val="24"/>
-          <w:szCs w:val="24"/>
-        </w:rPr>
-      </w:pPr>
-    </w:p>
-    <w:p>
-      <w:pPr>
-        <w:ind w:left="0" w:firstLine="0"/>
-        <w:rPr>
-          <w:rFonts w:ascii="Times New Roman" w:eastAsia="Times New Roman" w:hAnsi="Times New Roman" w:cs="Times New Roman"/>
-          <w:sz w:val="24"/>
-          <w:szCs w:val="24"/>
-        </w:rPr>
-      </w:pPr>
-    </w:p>
-    <w:p>
-      <w:pPr>
-        <w:ind w:left="0" w:firstLine="0"/>
-        <w:rPr>
-          <w:rFonts w:ascii="Times New Roman" w:eastAsia="Times New Roman" w:hAnsi="Times New Roman" w:cs="Times New Roman"/>
-          <w:sz w:val="24"/>
-          <w:szCs w:val="24"/>
-        </w:rPr>
-      </w:pPr>
-    </w:p>
-    <w:p>
-      <w:pPr>
-        <w:ind w:left="0" w:firstLine="0"/>
-        <w:rPr>
-          <w:rFonts w:ascii="Times New Roman" w:eastAsia="Times New Roman" w:hAnsi="Times New Roman" w:cs="Times New Roman"/>
-          <w:sz w:val="24"/>
-          <w:szCs w:val="24"/>
-        </w:rPr>
-      </w:pPr>
-    </w:p>
-    <w:p>
-      <w:pPr>
-        <w:ind w:left="0" w:firstLine="0"/>
-        <w:rPr>
-          <w:rFonts w:ascii="Times New Roman" w:eastAsia="Times New Roman" w:hAnsi="Times New Roman" w:cs="Times New Roman"/>
-          <w:sz w:val="24"/>
-          <w:szCs w:val="24"/>
-        </w:rPr>
-      </w:pPr>
-    </w:p>
-    <w:p>
-      <w:pPr>
-        <w:ind w:left="0" w:firstLine="0"/>
-        <w:rPr>
-          <w:rFonts w:ascii="Times New Roman" w:eastAsia="Times New Roman" w:hAnsi="Times New Roman" w:cs="Times New Roman"/>
-          <w:sz w:val="24"/>
-          <w:szCs w:val="24"/>
-        </w:rPr>
-      </w:pPr>
-    </w:p>
-    <w:p>
-      <w:pPr>
-        <w:ind w:left="0" w:firstLine="0"/>
-        <w:rPr>
-          <w:rFonts w:ascii="Times New Roman" w:eastAsia="Times New Roman" w:hAnsi="Times New Roman" w:cs="Times New Roman"/>
-          <w:sz w:val="24"/>
-          <w:szCs w:val="24"/>
-        </w:rPr>
-      </w:pPr>
-    </w:p>
-    <w:p>
-      <w:pPr>
-        <w:pStyle w:val="Ttulo1"/>
-      </w:pPr>
-      <w:bookmarkStart w:id="42" w:name="_Toc229824371"/>
-      <w:r>
-        <w:lastRenderedPageBreak/>
-        <w:t>Referencias Bibliográficas</w:t>
-      </w:r>
-      <w:bookmarkEnd w:id="42"/>
       <w:r>
         <w:t xml:space="preserve"> </w:t>
       </w:r>
